--- a/見解書_キャスポル地盤支持力.docx
+++ b/見解書_キャスポル地盤支持力.docx
@@ -4,7 +4,7 @@
   <w:body>
     <w:p>
       <w:pPr>
-        <w:spacing w:after="0" w:before="0" w:line="360"/>
+        <w:spacing w:after="0" w:before="0" w:line="340"/>
       </w:pPr>
       <w:r>
         <w:rPr>
@@ -17,7 +17,7 @@
     </w:p>
     <w:p>
       <w:pPr>
-        <w:spacing w:after="0" w:before="0" w:line="360"/>
+        <w:spacing w:after="0" w:before="0" w:line="340"/>
       </w:pPr>
       <w:r>
         <w:rPr>
@@ -30,7 +30,7 @@
     </w:p>
     <w:p>
       <w:pPr>
-        <w:spacing w:after="0" w:before="0" w:line="360"/>
+        <w:spacing w:after="0" w:before="0" w:line="340"/>
       </w:pPr>
       <w:r>
         <w:rPr>
@@ -43,7 +43,7 @@
     </w:p>
     <w:p>
       <w:pPr>
-        <w:spacing w:after="0" w:before="0" w:line="360"/>
+        <w:spacing w:after="0" w:before="0" w:line="340"/>
       </w:pPr>
       <w:r>
         <w:rPr>
@@ -56,7 +56,7 @@
     </w:p>
     <w:p>
       <w:pPr>
-        <w:spacing w:after="0" w:before="0" w:line="360"/>
+        <w:spacing w:after="0" w:before="0" w:line="340"/>
       </w:pPr>
       <w:r>
         <w:rPr>
@@ -69,7 +69,7 @@
     </w:p>
     <w:p>
       <w:pPr>
-        <w:spacing w:after="0" w:before="0" w:line="360"/>
+        <w:spacing w:after="0" w:before="0" w:line="340"/>
       </w:pPr>
       <w:r>
         <w:rPr>
@@ -82,7 +82,7 @@
     </w:p>
     <w:p>
       <w:pPr>
-        <w:spacing w:after="0" w:before="0" w:line="360"/>
+        <w:spacing w:after="0" w:before="0" w:line="340"/>
       </w:pPr>
       <w:r>
         <w:rPr>
@@ -95,7 +95,7 @@
     </w:p>
     <w:p>
       <w:pPr>
-        <w:spacing w:after="0" w:before="0" w:line="360"/>
+        <w:spacing w:after="0" w:before="0" w:line="340"/>
       </w:pPr>
       <w:r>
         <w:rPr>
@@ -108,7 +108,7 @@
     </w:p>
     <w:p>
       <w:pPr>
-        <w:spacing w:after="0" w:before="0" w:line="360"/>
+        <w:spacing w:after="0" w:before="0" w:line="340"/>
       </w:pPr>
       <w:r>
         <w:rPr>
@@ -121,7 +121,7 @@
     </w:p>
     <w:p>
       <w:pPr>
-        <w:spacing w:after="240" w:before="0" w:line="360"/>
+        <w:spacing w:after="240" w:before="0" w:line="340"/>
         <w:jc w:val="center"/>
       </w:pPr>
       <w:r>
@@ -137,7 +137,7 @@
     </w:p>
     <w:p>
       <w:pPr>
-        <w:spacing w:after="120" w:before="0" w:line="360"/>
+        <w:spacing w:after="100" w:before="0" w:line="340"/>
         <w:jc w:val="center"/>
       </w:pPr>
       <w:r>
@@ -153,7 +153,7 @@
     </w:p>
     <w:p>
       <w:pPr>
-        <w:spacing w:after="0" w:before="0" w:line="360"/>
+        <w:spacing w:after="0" w:before="0" w:line="340"/>
       </w:pPr>
       <w:r>
         <w:rPr>
@@ -166,7 +166,7 @@
     </w:p>
     <w:p>
       <w:pPr>
-        <w:spacing w:after="0" w:before="0" w:line="360"/>
+        <w:spacing w:after="0" w:before="0" w:line="340"/>
       </w:pPr>
       <w:r>
         <w:rPr>
@@ -179,7 +179,7 @@
     </w:p>
     <w:p>
       <w:pPr>
-        <w:spacing w:after="0" w:before="0" w:line="360"/>
+        <w:spacing w:after="0" w:before="0" w:line="340"/>
       </w:pPr>
       <w:r>
         <w:rPr>
@@ -192,7 +192,7 @@
     </w:p>
     <w:p>
       <w:pPr>
-        <w:spacing w:after="0" w:before="0" w:line="360"/>
+        <w:spacing w:after="0" w:before="0" w:line="340"/>
       </w:pPr>
       <w:r>
         <w:rPr>
@@ -205,7 +205,7 @@
     </w:p>
     <w:p>
       <w:pPr>
-        <w:spacing w:after="0" w:before="0" w:line="360"/>
+        <w:spacing w:after="0" w:before="0" w:line="340"/>
       </w:pPr>
       <w:r>
         <w:rPr>
@@ -218,7 +218,7 @@
     </w:p>
     <w:p>
       <w:pPr>
-        <w:spacing w:after="0" w:before="0" w:line="360"/>
+        <w:spacing w:after="0" w:before="0" w:line="340"/>
       </w:pPr>
       <w:r>
         <w:rPr>
@@ -231,7 +231,7 @@
     </w:p>
     <w:p>
       <w:pPr>
-        <w:spacing w:after="0" w:before="0" w:line="360"/>
+        <w:spacing w:after="0" w:before="0" w:line="340"/>
       </w:pPr>
       <w:r>
         <w:rPr>
@@ -244,7 +244,7 @@
     </w:p>
     <w:p>
       <w:pPr>
-        <w:spacing w:after="0" w:before="0" w:line="360"/>
+        <w:spacing w:after="0" w:before="0" w:line="340"/>
       </w:pPr>
       <w:r>
         <w:rPr>
@@ -257,7 +257,7 @@
     </w:p>
     <w:p>
       <w:pPr>
-        <w:spacing w:after="120" w:before="0" w:line="360"/>
+        <w:spacing w:after="100" w:before="0" w:line="340"/>
         <w:jc w:val="center"/>
       </w:pPr>
       <w:r>
@@ -271,7 +271,7 @@
     </w:p>
     <w:p>
       <w:pPr>
-        <w:spacing w:after="0" w:before="0" w:line="360"/>
+        <w:spacing w:after="0" w:before="0" w:line="340"/>
       </w:pPr>
       <w:r>
         <w:rPr>
@@ -284,7 +284,7 @@
     </w:p>
     <w:p>
       <w:pPr>
-        <w:spacing w:after="0" w:before="0" w:line="360"/>
+        <w:spacing w:after="0" w:before="0" w:line="340"/>
       </w:pPr>
       <w:r>
         <w:rPr>
@@ -297,7 +297,7 @@
     </w:p>
     <w:p>
       <w:pPr>
-        <w:spacing w:after="0" w:before="0" w:line="360"/>
+        <w:spacing w:after="0" w:before="0" w:line="340"/>
       </w:pPr>
       <w:r>
         <w:rPr>
@@ -310,7 +310,7 @@
     </w:p>
     <w:p>
       <w:pPr>
-        <w:spacing w:after="0" w:before="0" w:line="360"/>
+        <w:spacing w:after="0" w:before="0" w:line="340"/>
       </w:pPr>
       <w:r>
         <w:rPr>
@@ -323,7 +323,7 @@
     </w:p>
     <w:p>
       <w:pPr>
-        <w:spacing w:after="0" w:before="0" w:line="360"/>
+        <w:spacing w:after="0" w:before="0" w:line="340"/>
       </w:pPr>
       <w:r>
         <w:rPr>
@@ -336,7 +336,7 @@
     </w:p>
     <w:p>
       <w:pPr>
-        <w:spacing w:after="120" w:before="0" w:line="360"/>
+        <w:spacing w:after="100" w:before="0" w:line="340"/>
         <w:jc w:val="center"/>
       </w:pPr>
       <w:r>
@@ -359,7 +359,7 @@
       <w:pPr>
         <w:sectPr>
           <w:pgSz w:w="11906" w:h="16838" w:orient="portrait"/>
-          <w:pgMar w:top="1700" w:right="1700" w:bottom="1400" w:left="1700" w:header="708" w:footer="708" w:gutter="0"/>
+          <w:pgMar w:top="1500" w:right="1600" w:bottom="1400" w:left="1600" w:header="708" w:footer="708" w:gutter="0"/>
           <w:pgNumType/>
           <w:docGrid w:linePitch="360"/>
         </w:sectPr>
@@ -367,7 +367,7 @@
     </w:p>
     <w:p>
       <w:pPr>
-        <w:spacing w:after="240" w:before="0" w:line="360"/>
+        <w:spacing w:after="200" w:before="0" w:line="340"/>
         <w:jc w:val="center"/>
       </w:pPr>
       <w:r>
@@ -383,7 +383,7 @@
     </w:p>
     <w:p>
       <w:pPr>
-        <w:spacing w:after="60" w:before="0" w:line="360"/>
+        <w:spacing w:after="60" w:before="0" w:line="340"/>
         <w:jc w:val="right"/>
       </w:pPr>
       <w:r>
@@ -397,7 +397,7 @@
     </w:p>
     <w:p>
       <w:pPr>
-        <w:spacing w:after="120" w:before="0" w:line="360"/>
+        <w:spacing w:after="100" w:before="0" w:line="340"/>
       </w:pPr>
       <w:r>
         <w:rPr>
@@ -410,7 +410,7 @@
     </w:p>
     <w:p>
       <w:pPr>
-        <w:spacing w:after="0" w:before="0" w:line="360"/>
+        <w:spacing w:after="0" w:before="0" w:line="340"/>
         <w:jc w:val="right"/>
       </w:pPr>
       <w:r>
@@ -424,7 +424,7 @@
     </w:p>
     <w:p>
       <w:pPr>
-        <w:spacing w:after="0" w:before="0" w:line="360"/>
+        <w:spacing w:after="0" w:before="0" w:line="340"/>
         <w:jc w:val="right"/>
       </w:pPr>
       <w:r>
@@ -438,7 +438,7 @@
     </w:p>
     <w:p>
       <w:pPr>
-        <w:spacing w:after="0" w:before="0" w:line="360"/>
+        <w:spacing w:after="200" w:before="0" w:line="340"/>
         <w:jc w:val="right"/>
       </w:pPr>
       <w:r>
@@ -447,26 +447,13 @@
           <w:sz w:val="21"/>
           <w:szCs w:val="21"/>
         </w:rPr>
-        <w:t xml:space="preserve">TEL 【 】</w:t>
-      </w:r>
-    </w:p>
-    <w:p>
-      <w:pPr>
-        <w:spacing w:after="240" w:before="0" w:line="360"/>
-        <w:jc w:val="right"/>
-      </w:pPr>
-      <w:r>
-        <w:rPr>
-          <w:rFonts w:ascii="ＭＳ 明朝" w:eastAsia="ＭＳ 明朝" w:hAnsi="ＭＳ 明朝"/>
-          <w:sz w:val="21"/>
-          <w:szCs w:val="21"/>
-        </w:rPr>
-        <w:t xml:space="preserve">FAX 【 】</w:t>
-      </w:r>
-    </w:p>
-    <w:p>
-      <w:pPr>
-        <w:spacing w:after="120" w:before="240" w:line="360"/>
+        <w:t xml:space="preserve">TEL 【 】　FAX 【 】</w:t>
+      </w:r>
+    </w:p>
+    <w:p>
+      <w:pPr>
+        <w:keepNext/>
+        <w:spacing w:after="100" w:before="220" w:line="340"/>
       </w:pPr>
       <w:r>
         <w:rPr>
@@ -481,7 +468,7 @@
     </w:p>
     <w:p>
       <w:pPr>
-        <w:spacing w:after="120" w:before="0" w:line="360"/>
+        <w:spacing w:after="100" w:before="0" w:line="340"/>
         <w:ind w:left="210" w:firstLine="210"/>
       </w:pPr>
       <w:r>
@@ -490,12 +477,12 @@
           <w:sz w:val="21"/>
           <w:szCs w:val="21"/>
         </w:rPr>
-        <w:t xml:space="preserve">市道【路線名】【工事名】において、【構造物／施工箇所】の地盤支持力の確認を、簡易支持力測定器（キャスポル）により実施したいと考えている。</w:t>
-      </w:r>
-    </w:p>
-    <w:p>
-      <w:pPr>
-        <w:spacing w:after="120" w:before="0" w:line="360"/>
+        <w:t xml:space="preserve">市道【路線名】【工事名】において、【構造物名】の基礎地盤の支持力確認を、簡易支持力測定器（以下「キャスポル」という。）により実施したいと考えている。</w:t>
+      </w:r>
+    </w:p>
+    <w:p>
+      <w:pPr>
+        <w:spacing w:after="100" w:before="0" w:line="340"/>
         <w:ind w:left="210" w:firstLine="210"/>
       </w:pPr>
       <w:r>
@@ -504,12 +491,13 @@
           <w:sz w:val="21"/>
           <w:szCs w:val="21"/>
         </w:rPr>
-        <w:t xml:space="preserve">本書は、キャスポルによる測定で設計で求める支持力を確認できると考える理由と、その測定・管理方法を下記に記すものである。なお、本書は別途提出する協議書に添付する。</w:t>
-      </w:r>
-    </w:p>
-    <w:p>
-      <w:pPr>
-        <w:spacing w:after="120" w:before="240" w:line="360"/>
+        <w:t xml:space="preserve">本書は、キャスポルにより設計で求める支持力を確認できると考える理由と、測定精度を確保するための措置を、国土交通省近畿地方整備局近畿技術事務所「簡易支持力測定器（キャスポル）利用手引き」（平成17年6月。以下「利用手引き」という。）等に基づき記すものである。本書は別途提出する協議書に添付する。</w:t>
+      </w:r>
+    </w:p>
+    <w:p>
+      <w:pPr>
+        <w:keepNext/>
+        <w:spacing w:after="100" w:before="220" w:line="340"/>
       </w:pPr>
       <w:r>
         <w:rPr>
@@ -535,13 +523,16 @@
         </w:tblBorders>
       </w:tblPr>
       <w:tblGrid>
-        <w:gridCol w:w="2400"/>
-        <w:gridCol w:w="6100"/>
+        <w:gridCol w:w="2300"/>
+        <w:gridCol w:w="6200"/>
       </w:tblGrid>
       <w:tr>
-        <w:tc>
-          <w:tcPr>
-            <w:tcW w:type="dxa" w:w="2400"/>
+        <w:trPr>
+          <w:tblHeader/>
+        </w:trPr>
+        <w:tc>
+          <w:tcPr>
+            <w:tcW w:type="dxa" w:w="2300"/>
             <w:tcBorders>
               <w:top w:val="single" w:color="000000" w:sz="4"/>
               <w:left w:val="single" w:color="000000" w:sz="4"/>
@@ -550,10 +541,10 @@
             </w:tcBorders>
             <w:shd w:fill="EDEDED" w:val="clear"/>
             <w:tcMar>
-              <w:top w:type="dxa" w:w="60"/>
-              <w:left w:type="dxa" w:w="100"/>
-              <w:bottom w:type="dxa" w:w="60"/>
-              <w:right w:type="dxa" w:w="100"/>
+              <w:top w:type="dxa" w:w="50"/>
+              <w:left w:type="dxa" w:w="80"/>
+              <w:bottom w:type="dxa" w:w="50"/>
+              <w:right w:type="dxa" w:w="80"/>
             </w:tcMar>
           </w:tcPr>
           <w:p>
@@ -562,8 +553,8 @@
                 <w:rFonts w:ascii="ＭＳ 明朝" w:eastAsia="ＭＳ 明朝" w:hAnsi="ＭＳ 明朝"/>
                 <w:b/>
                 <w:bCs/>
-                <w:sz w:val="21"/>
-                <w:szCs w:val="21"/>
+                <w:sz w:val="20"/>
+                <w:szCs w:val="20"/>
               </w:rPr>
               <w:t xml:space="preserve">項目</w:t>
             </w:r>
@@ -571,7 +562,7 @@
         </w:tc>
         <w:tc>
           <w:tcPr>
-            <w:tcW w:type="dxa" w:w="6100"/>
+            <w:tcW w:type="dxa" w:w="6200"/>
             <w:tcBorders>
               <w:top w:val="single" w:color="000000" w:sz="4"/>
               <w:left w:val="single" w:color="000000" w:sz="4"/>
@@ -580,10 +571,10 @@
             </w:tcBorders>
             <w:shd w:fill="EDEDED" w:val="clear"/>
             <w:tcMar>
-              <w:top w:type="dxa" w:w="60"/>
-              <w:left w:type="dxa" w:w="100"/>
-              <w:bottom w:type="dxa" w:w="60"/>
-              <w:right w:type="dxa" w:w="100"/>
+              <w:top w:type="dxa" w:w="50"/>
+              <w:left w:type="dxa" w:w="80"/>
+              <w:bottom w:type="dxa" w:w="50"/>
+              <w:right w:type="dxa" w:w="80"/>
             </w:tcMar>
           </w:tcPr>
           <w:p>
@@ -592,8 +583,8 @@
                 <w:rFonts w:ascii="ＭＳ 明朝" w:eastAsia="ＭＳ 明朝" w:hAnsi="ＭＳ 明朝"/>
                 <w:b/>
                 <w:bCs/>
-                <w:sz w:val="21"/>
-                <w:szCs w:val="21"/>
+                <w:sz w:val="20"/>
+                <w:szCs w:val="20"/>
               </w:rPr>
               <w:t xml:space="preserve">内容</w:t>
             </w:r>
@@ -601,9 +592,12 @@
         </w:tc>
       </w:tr>
       <w:tr>
-        <w:tc>
-          <w:tcPr>
-            <w:tcW w:type="dxa" w:w="2400"/>
+        <w:trPr>
+          <w:tblHeader w:val="false"/>
+        </w:trPr>
+        <w:tc>
+          <w:tcPr>
+            <w:tcW w:type="dxa" w:w="2300"/>
             <w:tcBorders>
               <w:top w:val="single" w:color="000000" w:sz="4"/>
               <w:left w:val="single" w:color="000000" w:sz="4"/>
@@ -612,20 +606,20 @@
             </w:tcBorders>
             <w:shd w:fill="EDEDED" w:val="clear"/>
             <w:tcMar>
-              <w:top w:type="dxa" w:w="60"/>
-              <w:left w:type="dxa" w:w="100"/>
-              <w:bottom w:type="dxa" w:w="60"/>
-              <w:right w:type="dxa" w:w="100"/>
-            </w:tcMar>
-          </w:tcPr>
-          <w:p>
-            <w:r>
-              <w:rPr>
-                <w:rFonts w:ascii="ＭＳ 明朝" w:eastAsia="ＭＳ 明朝" w:hAnsi="ＭＳ 明朝"/>
-                <w:b w:val="false"/>
-                <w:bCs w:val="false"/>
-                <w:sz w:val="21"/>
-                <w:szCs w:val="21"/>
+              <w:top w:type="dxa" w:w="50"/>
+              <w:left w:type="dxa" w:w="80"/>
+              <w:bottom w:type="dxa" w:w="50"/>
+              <w:right w:type="dxa" w:w="80"/>
+            </w:tcMar>
+          </w:tcPr>
+          <w:p>
+            <w:r>
+              <w:rPr>
+                <w:rFonts w:ascii="ＭＳ 明朝" w:eastAsia="ＭＳ 明朝" w:hAnsi="ＭＳ 明朝"/>
+                <w:b w:val="false"/>
+                <w:bCs w:val="false"/>
+                <w:sz w:val="20"/>
+                <w:szCs w:val="20"/>
               </w:rPr>
               <w:t xml:space="preserve">工事名</w:t>
             </w:r>
@@ -633,28 +627,28 @@
         </w:tc>
         <w:tc>
           <w:tcPr>
-            <w:tcW w:type="dxa" w:w="6100"/>
-            <w:tcBorders>
-              <w:top w:val="single" w:color="000000" w:sz="4"/>
-              <w:left w:val="single" w:color="000000" w:sz="4"/>
-              <w:bottom w:val="single" w:color="000000" w:sz="4"/>
-              <w:right w:val="single" w:color="000000" w:sz="4"/>
-            </w:tcBorders>
-            <w:tcMar>
-              <w:top w:type="dxa" w:w="60"/>
-              <w:left w:type="dxa" w:w="100"/>
-              <w:bottom w:type="dxa" w:w="60"/>
-              <w:right w:type="dxa" w:w="100"/>
-            </w:tcMar>
-          </w:tcPr>
-          <w:p>
-            <w:r>
-              <w:rPr>
-                <w:rFonts w:ascii="ＭＳ 明朝" w:eastAsia="ＭＳ 明朝" w:hAnsi="ＭＳ 明朝"/>
-                <w:b w:val="false"/>
-                <w:bCs w:val="false"/>
-                <w:sz w:val="21"/>
-                <w:szCs w:val="21"/>
+            <w:tcW w:type="dxa" w:w="6200"/>
+            <w:tcBorders>
+              <w:top w:val="single" w:color="000000" w:sz="4"/>
+              <w:left w:val="single" w:color="000000" w:sz="4"/>
+              <w:bottom w:val="single" w:color="000000" w:sz="4"/>
+              <w:right w:val="single" w:color="000000" w:sz="4"/>
+            </w:tcBorders>
+            <w:tcMar>
+              <w:top w:type="dxa" w:w="50"/>
+              <w:left w:type="dxa" w:w="80"/>
+              <w:bottom w:type="dxa" w:w="50"/>
+              <w:right w:type="dxa" w:w="80"/>
+            </w:tcMar>
+          </w:tcPr>
+          <w:p>
+            <w:r>
+              <w:rPr>
+                <w:rFonts w:ascii="ＭＳ 明朝" w:eastAsia="ＭＳ 明朝" w:hAnsi="ＭＳ 明朝"/>
+                <w:b w:val="false"/>
+                <w:bCs w:val="false"/>
+                <w:sz w:val="20"/>
+                <w:szCs w:val="20"/>
               </w:rPr>
               <w:t xml:space="preserve">【 】</w:t>
             </w:r>
@@ -662,9 +656,12 @@
         </w:tc>
       </w:tr>
       <w:tr>
-        <w:tc>
-          <w:tcPr>
-            <w:tcW w:type="dxa" w:w="2400"/>
+        <w:trPr>
+          <w:tblHeader w:val="false"/>
+        </w:trPr>
+        <w:tc>
+          <w:tcPr>
+            <w:tcW w:type="dxa" w:w="2300"/>
             <w:tcBorders>
               <w:top w:val="single" w:color="000000" w:sz="4"/>
               <w:left w:val="single" w:color="000000" w:sz="4"/>
@@ -673,20 +670,20 @@
             </w:tcBorders>
             <w:shd w:fill="EDEDED" w:val="clear"/>
             <w:tcMar>
-              <w:top w:type="dxa" w:w="60"/>
-              <w:left w:type="dxa" w:w="100"/>
-              <w:bottom w:type="dxa" w:w="60"/>
-              <w:right w:type="dxa" w:w="100"/>
-            </w:tcMar>
-          </w:tcPr>
-          <w:p>
-            <w:r>
-              <w:rPr>
-                <w:rFonts w:ascii="ＭＳ 明朝" w:eastAsia="ＭＳ 明朝" w:hAnsi="ＭＳ 明朝"/>
-                <w:b w:val="false"/>
-                <w:bCs w:val="false"/>
-                <w:sz w:val="21"/>
-                <w:szCs w:val="21"/>
+              <w:top w:type="dxa" w:w="50"/>
+              <w:left w:type="dxa" w:w="80"/>
+              <w:bottom w:type="dxa" w:w="50"/>
+              <w:right w:type="dxa" w:w="80"/>
+            </w:tcMar>
+          </w:tcPr>
+          <w:p>
+            <w:r>
+              <w:rPr>
+                <w:rFonts w:ascii="ＭＳ 明朝" w:eastAsia="ＭＳ 明朝" w:hAnsi="ＭＳ 明朝"/>
+                <w:b w:val="false"/>
+                <w:bCs w:val="false"/>
+                <w:sz w:val="20"/>
+                <w:szCs w:val="20"/>
               </w:rPr>
               <w:t xml:space="preserve">工事箇所</w:t>
             </w:r>
@@ -694,28 +691,28 @@
         </w:tc>
         <w:tc>
           <w:tcPr>
-            <w:tcW w:type="dxa" w:w="6100"/>
-            <w:tcBorders>
-              <w:top w:val="single" w:color="000000" w:sz="4"/>
-              <w:left w:val="single" w:color="000000" w:sz="4"/>
-              <w:bottom w:val="single" w:color="000000" w:sz="4"/>
-              <w:right w:val="single" w:color="000000" w:sz="4"/>
-            </w:tcBorders>
-            <w:tcMar>
-              <w:top w:type="dxa" w:w="60"/>
-              <w:left w:type="dxa" w:w="100"/>
-              <w:bottom w:type="dxa" w:w="60"/>
-              <w:right w:type="dxa" w:w="100"/>
-            </w:tcMar>
-          </w:tcPr>
-          <w:p>
-            <w:r>
-              <w:rPr>
-                <w:rFonts w:ascii="ＭＳ 明朝" w:eastAsia="ＭＳ 明朝" w:hAnsi="ＭＳ 明朝"/>
-                <w:b w:val="false"/>
-                <w:bCs w:val="false"/>
-                <w:sz w:val="21"/>
-                <w:szCs w:val="21"/>
+            <w:tcW w:type="dxa" w:w="6200"/>
+            <w:tcBorders>
+              <w:top w:val="single" w:color="000000" w:sz="4"/>
+              <w:left w:val="single" w:color="000000" w:sz="4"/>
+              <w:bottom w:val="single" w:color="000000" w:sz="4"/>
+              <w:right w:val="single" w:color="000000" w:sz="4"/>
+            </w:tcBorders>
+            <w:tcMar>
+              <w:top w:type="dxa" w:w="50"/>
+              <w:left w:type="dxa" w:w="80"/>
+              <w:bottom w:type="dxa" w:w="50"/>
+              <w:right w:type="dxa" w:w="80"/>
+            </w:tcMar>
+          </w:tcPr>
+          <w:p>
+            <w:r>
+              <w:rPr>
+                <w:rFonts w:ascii="ＭＳ 明朝" w:eastAsia="ＭＳ 明朝" w:hAnsi="ＭＳ 明朝"/>
+                <w:b w:val="false"/>
+                <w:bCs w:val="false"/>
+                <w:sz w:val="20"/>
+                <w:szCs w:val="20"/>
               </w:rPr>
               <w:t xml:space="preserve">盛岡市【 】地内</w:t>
             </w:r>
@@ -723,9 +720,12 @@
         </w:tc>
       </w:tr>
       <w:tr>
-        <w:tc>
-          <w:tcPr>
-            <w:tcW w:type="dxa" w:w="2400"/>
+        <w:trPr>
+          <w:tblHeader w:val="false"/>
+        </w:trPr>
+        <w:tc>
+          <w:tcPr>
+            <w:tcW w:type="dxa" w:w="2300"/>
             <w:tcBorders>
               <w:top w:val="single" w:color="000000" w:sz="4"/>
               <w:left w:val="single" w:color="000000" w:sz="4"/>
@@ -734,20 +734,20 @@
             </w:tcBorders>
             <w:shd w:fill="EDEDED" w:val="clear"/>
             <w:tcMar>
-              <w:top w:type="dxa" w:w="60"/>
-              <w:left w:type="dxa" w:w="100"/>
-              <w:bottom w:type="dxa" w:w="60"/>
-              <w:right w:type="dxa" w:w="100"/>
-            </w:tcMar>
-          </w:tcPr>
-          <w:p>
-            <w:r>
-              <w:rPr>
-                <w:rFonts w:ascii="ＭＳ 明朝" w:eastAsia="ＭＳ 明朝" w:hAnsi="ＭＳ 明朝"/>
-                <w:b w:val="false"/>
-                <w:bCs w:val="false"/>
-                <w:sz w:val="21"/>
-                <w:szCs w:val="21"/>
+              <w:top w:type="dxa" w:w="50"/>
+              <w:left w:type="dxa" w:w="80"/>
+              <w:bottom w:type="dxa" w:w="50"/>
+              <w:right w:type="dxa" w:w="80"/>
+            </w:tcMar>
+          </w:tcPr>
+          <w:p>
+            <w:r>
+              <w:rPr>
+                <w:rFonts w:ascii="ＭＳ 明朝" w:eastAsia="ＭＳ 明朝" w:hAnsi="ＭＳ 明朝"/>
+                <w:b w:val="false"/>
+                <w:bCs w:val="false"/>
+                <w:sz w:val="20"/>
+                <w:szCs w:val="20"/>
               </w:rPr>
               <w:t xml:space="preserve">測定対象</w:t>
             </w:r>
@@ -755,38 +755,41 @@
         </w:tc>
         <w:tc>
           <w:tcPr>
-            <w:tcW w:type="dxa" w:w="6100"/>
-            <w:tcBorders>
-              <w:top w:val="single" w:color="000000" w:sz="4"/>
-              <w:left w:val="single" w:color="000000" w:sz="4"/>
-              <w:bottom w:val="single" w:color="000000" w:sz="4"/>
-              <w:right w:val="single" w:color="000000" w:sz="4"/>
-            </w:tcBorders>
-            <w:tcMar>
-              <w:top w:type="dxa" w:w="60"/>
-              <w:left w:type="dxa" w:w="100"/>
-              <w:bottom w:type="dxa" w:w="60"/>
-              <w:right w:type="dxa" w:w="100"/>
-            </w:tcMar>
-          </w:tcPr>
-          <w:p>
-            <w:r>
-              <w:rPr>
-                <w:rFonts w:ascii="ＭＳ 明朝" w:eastAsia="ＭＳ 明朝" w:hAnsi="ＭＳ 明朝"/>
-                <w:b w:val="false"/>
-                <w:bCs w:val="false"/>
-                <w:sz w:val="21"/>
-                <w:szCs w:val="21"/>
-              </w:rPr>
-              <w:t xml:space="preserve">【例：擁壁・ボックスカルバート等の基礎地盤／路床】</w:t>
+            <w:tcW w:type="dxa" w:w="6200"/>
+            <w:tcBorders>
+              <w:top w:val="single" w:color="000000" w:sz="4"/>
+              <w:left w:val="single" w:color="000000" w:sz="4"/>
+              <w:bottom w:val="single" w:color="000000" w:sz="4"/>
+              <w:right w:val="single" w:color="000000" w:sz="4"/>
+            </w:tcBorders>
+            <w:tcMar>
+              <w:top w:type="dxa" w:w="50"/>
+              <w:left w:type="dxa" w:w="80"/>
+              <w:bottom w:type="dxa" w:w="50"/>
+              <w:right w:type="dxa" w:w="80"/>
+            </w:tcMar>
+          </w:tcPr>
+          <w:p>
+            <w:r>
+              <w:rPr>
+                <w:rFonts w:ascii="ＭＳ 明朝" w:eastAsia="ＭＳ 明朝" w:hAnsi="ＭＳ 明朝"/>
+                <w:b w:val="false"/>
+                <w:bCs w:val="false"/>
+                <w:sz w:val="20"/>
+                <w:szCs w:val="20"/>
+              </w:rPr>
+              <w:t xml:space="preserve">【例：重力式擁壁（高さ H＝【 】m、底版幅 B＝【 】m）の基礎地盤】</w:t>
             </w:r>
           </w:p>
         </w:tc>
       </w:tr>
       <w:tr>
-        <w:tc>
-          <w:tcPr>
-            <w:tcW w:type="dxa" w:w="2400"/>
+        <w:trPr>
+          <w:tblHeader w:val="false"/>
+        </w:trPr>
+        <w:tc>
+          <w:tcPr>
+            <w:tcW w:type="dxa" w:w="2300"/>
             <w:tcBorders>
               <w:top w:val="single" w:color="000000" w:sz="4"/>
               <w:left w:val="single" w:color="000000" w:sz="4"/>
@@ -795,59 +798,62 @@
             </w:tcBorders>
             <w:shd w:fill="EDEDED" w:val="clear"/>
             <w:tcMar>
-              <w:top w:type="dxa" w:w="60"/>
-              <w:left w:type="dxa" w:w="100"/>
-              <w:bottom w:type="dxa" w:w="60"/>
-              <w:right w:type="dxa" w:w="100"/>
-            </w:tcMar>
-          </w:tcPr>
-          <w:p>
-            <w:r>
-              <w:rPr>
-                <w:rFonts w:ascii="ＭＳ 明朝" w:eastAsia="ＭＳ 明朝" w:hAnsi="ＭＳ 明朝"/>
-                <w:b w:val="false"/>
-                <w:bCs w:val="false"/>
-                <w:sz w:val="21"/>
-                <w:szCs w:val="21"/>
-              </w:rPr>
-              <w:t xml:space="preserve">地盤の土質</w:t>
-            </w:r>
-          </w:p>
-        </w:tc>
-        <w:tc>
-          <w:tcPr>
-            <w:tcW w:type="dxa" w:w="6100"/>
-            <w:tcBorders>
-              <w:top w:val="single" w:color="000000" w:sz="4"/>
-              <w:left w:val="single" w:color="000000" w:sz="4"/>
-              <w:bottom w:val="single" w:color="000000" w:sz="4"/>
-              <w:right w:val="single" w:color="000000" w:sz="4"/>
-            </w:tcBorders>
-            <w:tcMar>
-              <w:top w:type="dxa" w:w="60"/>
-              <w:left w:type="dxa" w:w="100"/>
-              <w:bottom w:type="dxa" w:w="60"/>
-              <w:right w:type="dxa" w:w="100"/>
-            </w:tcMar>
-          </w:tcPr>
-          <w:p>
-            <w:r>
-              <w:rPr>
-                <w:rFonts w:ascii="ＭＳ 明朝" w:eastAsia="ＭＳ 明朝" w:hAnsi="ＭＳ 明朝"/>
-                <w:b w:val="false"/>
-                <w:bCs w:val="false"/>
-                <w:sz w:val="21"/>
-                <w:szCs w:val="21"/>
-              </w:rPr>
-              <w:t xml:space="preserve">【例：砂質土・砂礫土（土質調査結果より）】</w:t>
+              <w:top w:type="dxa" w:w="50"/>
+              <w:left w:type="dxa" w:w="80"/>
+              <w:bottom w:type="dxa" w:w="50"/>
+              <w:right w:type="dxa" w:w="80"/>
+            </w:tcMar>
+          </w:tcPr>
+          <w:p>
+            <w:r>
+              <w:rPr>
+                <w:rFonts w:ascii="ＭＳ 明朝" w:eastAsia="ＭＳ 明朝" w:hAnsi="ＭＳ 明朝"/>
+                <w:b w:val="false"/>
+                <w:bCs w:val="false"/>
+                <w:sz w:val="20"/>
+                <w:szCs w:val="20"/>
+              </w:rPr>
+              <w:t xml:space="preserve">設計許容支持力度</w:t>
+            </w:r>
+          </w:p>
+        </w:tc>
+        <w:tc>
+          <w:tcPr>
+            <w:tcW w:type="dxa" w:w="6200"/>
+            <w:tcBorders>
+              <w:top w:val="single" w:color="000000" w:sz="4"/>
+              <w:left w:val="single" w:color="000000" w:sz="4"/>
+              <w:bottom w:val="single" w:color="000000" w:sz="4"/>
+              <w:right w:val="single" w:color="000000" w:sz="4"/>
+            </w:tcBorders>
+            <w:tcMar>
+              <w:top w:type="dxa" w:w="50"/>
+              <w:left w:type="dxa" w:w="80"/>
+              <w:bottom w:type="dxa" w:w="50"/>
+              <w:right w:type="dxa" w:w="80"/>
+            </w:tcMar>
+          </w:tcPr>
+          <w:p>
+            <w:r>
+              <w:rPr>
+                <w:rFonts w:ascii="ＭＳ 明朝" w:eastAsia="ＭＳ 明朝" w:hAnsi="ＭＳ 明朝"/>
+                <w:b w:val="false"/>
+                <w:bCs w:val="false"/>
+                <w:sz w:val="20"/>
+                <w:szCs w:val="20"/>
+              </w:rPr>
+              <w:t xml:space="preserve">【 】kN/m²（294.3kN/m²以下）</w:t>
             </w:r>
           </w:p>
         </w:tc>
       </w:tr>
       <w:tr>
-        <w:tc>
-          <w:tcPr>
-            <w:tcW w:type="dxa" w:w="2400"/>
+        <w:trPr>
+          <w:tblHeader w:val="false"/>
+        </w:trPr>
+        <w:tc>
+          <w:tcPr>
+            <w:tcW w:type="dxa" w:w="2300"/>
             <w:tcBorders>
               <w:top w:val="single" w:color="000000" w:sz="4"/>
               <w:left w:val="single" w:color="000000" w:sz="4"/>
@@ -856,59 +862,62 @@
             </w:tcBorders>
             <w:shd w:fill="EDEDED" w:val="clear"/>
             <w:tcMar>
-              <w:top w:type="dxa" w:w="60"/>
-              <w:left w:type="dxa" w:w="100"/>
-              <w:bottom w:type="dxa" w:w="60"/>
-              <w:right w:type="dxa" w:w="100"/>
-            </w:tcMar>
-          </w:tcPr>
-          <w:p>
-            <w:r>
-              <w:rPr>
-                <w:rFonts w:ascii="ＭＳ 明朝" w:eastAsia="ＭＳ 明朝" w:hAnsi="ＭＳ 明朝"/>
-                <w:b w:val="false"/>
-                <w:bCs w:val="false"/>
-                <w:sz w:val="21"/>
-                <w:szCs w:val="21"/>
-              </w:rPr>
-              <w:t xml:space="preserve">設計上必要な支持力</w:t>
-            </w:r>
-          </w:p>
-        </w:tc>
-        <w:tc>
-          <w:tcPr>
-            <w:tcW w:type="dxa" w:w="6100"/>
-            <w:tcBorders>
-              <w:top w:val="single" w:color="000000" w:sz="4"/>
-              <w:left w:val="single" w:color="000000" w:sz="4"/>
-              <w:bottom w:val="single" w:color="000000" w:sz="4"/>
-              <w:right w:val="single" w:color="000000" w:sz="4"/>
-            </w:tcBorders>
-            <w:tcMar>
-              <w:top w:type="dxa" w:w="60"/>
-              <w:left w:type="dxa" w:w="100"/>
-              <w:bottom w:type="dxa" w:w="60"/>
-              <w:right w:type="dxa" w:w="100"/>
-            </w:tcMar>
-          </w:tcPr>
-          <w:p>
-            <w:r>
-              <w:rPr>
-                <w:rFonts w:ascii="ＭＳ 明朝" w:eastAsia="ＭＳ 明朝" w:hAnsi="ＭＳ 明朝"/>
-                <w:b w:val="false"/>
-                <w:bCs w:val="false"/>
-                <w:sz w:val="21"/>
-                <w:szCs w:val="21"/>
-              </w:rPr>
-              <w:t xml:space="preserve">【 】kN/m² 以上</w:t>
+              <w:top w:type="dxa" w:w="50"/>
+              <w:left w:type="dxa" w:w="80"/>
+              <w:bottom w:type="dxa" w:w="50"/>
+              <w:right w:type="dxa" w:w="80"/>
+            </w:tcMar>
+          </w:tcPr>
+          <w:p>
+            <w:r>
+              <w:rPr>
+                <w:rFonts w:ascii="ＭＳ 明朝" w:eastAsia="ＭＳ 明朝" w:hAnsi="ＭＳ 明朝"/>
+                <w:b w:val="false"/>
+                <w:bCs w:val="false"/>
+                <w:sz w:val="20"/>
+                <w:szCs w:val="20"/>
+              </w:rPr>
+              <w:t xml:space="preserve">地盤の土質</w:t>
+            </w:r>
+          </w:p>
+        </w:tc>
+        <w:tc>
+          <w:tcPr>
+            <w:tcW w:type="dxa" w:w="6200"/>
+            <w:tcBorders>
+              <w:top w:val="single" w:color="000000" w:sz="4"/>
+              <w:left w:val="single" w:color="000000" w:sz="4"/>
+              <w:bottom w:val="single" w:color="000000" w:sz="4"/>
+              <w:right w:val="single" w:color="000000" w:sz="4"/>
+            </w:tcBorders>
+            <w:tcMar>
+              <w:top w:type="dxa" w:w="50"/>
+              <w:left w:type="dxa" w:w="80"/>
+              <w:bottom w:type="dxa" w:w="50"/>
+              <w:right w:type="dxa" w:w="80"/>
+            </w:tcMar>
+          </w:tcPr>
+          <w:p>
+            <w:r>
+              <w:rPr>
+                <w:rFonts w:ascii="ＭＳ 明朝" w:eastAsia="ＭＳ 明朝" w:hAnsi="ＭＳ 明朝"/>
+                <w:b w:val="false"/>
+                <w:bCs w:val="false"/>
+                <w:sz w:val="20"/>
+                <w:szCs w:val="20"/>
+              </w:rPr>
+              <w:t xml:space="preserve">【例：砂質土】（根拠：【土質調査報告書・試掘結果等】）</w:t>
             </w:r>
           </w:p>
         </w:tc>
       </w:tr>
       <w:tr>
-        <w:tc>
-          <w:tcPr>
-            <w:tcW w:type="dxa" w:w="2400"/>
+        <w:trPr>
+          <w:tblHeader w:val="false"/>
+        </w:trPr>
+        <w:tc>
+          <w:tcPr>
+            <w:tcW w:type="dxa" w:w="2300"/>
             <w:tcBorders>
               <w:top w:val="single" w:color="000000" w:sz="4"/>
               <w:left w:val="single" w:color="000000" w:sz="4"/>
@@ -917,20 +926,84 @@
             </w:tcBorders>
             <w:shd w:fill="EDEDED" w:val="clear"/>
             <w:tcMar>
-              <w:top w:type="dxa" w:w="60"/>
-              <w:left w:type="dxa" w:w="100"/>
-              <w:bottom w:type="dxa" w:w="60"/>
-              <w:right w:type="dxa" w:w="100"/>
-            </w:tcMar>
-          </w:tcPr>
-          <w:p>
-            <w:r>
-              <w:rPr>
-                <w:rFonts w:ascii="ＭＳ 明朝" w:eastAsia="ＭＳ 明朝" w:hAnsi="ＭＳ 明朝"/>
-                <w:b w:val="false"/>
-                <w:bCs w:val="false"/>
-                <w:sz w:val="21"/>
-                <w:szCs w:val="21"/>
+              <w:top w:type="dxa" w:w="50"/>
+              <w:left w:type="dxa" w:w="80"/>
+              <w:bottom w:type="dxa" w:w="50"/>
+              <w:right w:type="dxa" w:w="80"/>
+            </w:tcMar>
+          </w:tcPr>
+          <w:p>
+            <w:r>
+              <w:rPr>
+                <w:rFonts w:ascii="ＭＳ 明朝" w:eastAsia="ＭＳ 明朝" w:hAnsi="ＭＳ 明朝"/>
+                <w:b w:val="false"/>
+                <w:bCs w:val="false"/>
+                <w:sz w:val="20"/>
+                <w:szCs w:val="20"/>
+              </w:rPr>
+              <w:t xml:space="preserve">礫の含有状況</w:t>
+            </w:r>
+          </w:p>
+        </w:tc>
+        <w:tc>
+          <w:tcPr>
+            <w:tcW w:type="dxa" w:w="6200"/>
+            <w:tcBorders>
+              <w:top w:val="single" w:color="000000" w:sz="4"/>
+              <w:left w:val="single" w:color="000000" w:sz="4"/>
+              <w:bottom w:val="single" w:color="000000" w:sz="4"/>
+              <w:right w:val="single" w:color="000000" w:sz="4"/>
+            </w:tcBorders>
+            <w:tcMar>
+              <w:top w:type="dxa" w:w="50"/>
+              <w:left w:type="dxa" w:w="80"/>
+              <w:bottom w:type="dxa" w:w="50"/>
+              <w:right w:type="dxa" w:w="80"/>
+            </w:tcMar>
+          </w:tcPr>
+          <w:p>
+            <w:r>
+              <w:rPr>
+                <w:rFonts w:ascii="ＭＳ 明朝" w:eastAsia="ＭＳ 明朝" w:hAnsi="ＭＳ 明朝"/>
+                <w:b w:val="false"/>
+                <w:bCs w:val="false"/>
+                <w:sz w:val="20"/>
+                <w:szCs w:val="20"/>
+              </w:rPr>
+              <w:t xml:space="preserve">最大粒径【 】mm、10mm以上の礫【 】%（根拠：【 】）</w:t>
+            </w:r>
+          </w:p>
+        </w:tc>
+      </w:tr>
+      <w:tr>
+        <w:trPr>
+          <w:tblHeader w:val="false"/>
+        </w:trPr>
+        <w:tc>
+          <w:tcPr>
+            <w:tcW w:type="dxa" w:w="2300"/>
+            <w:tcBorders>
+              <w:top w:val="single" w:color="000000" w:sz="4"/>
+              <w:left w:val="single" w:color="000000" w:sz="4"/>
+              <w:bottom w:val="single" w:color="000000" w:sz="4"/>
+              <w:right w:val="single" w:color="000000" w:sz="4"/>
+            </w:tcBorders>
+            <w:shd w:fill="EDEDED" w:val="clear"/>
+            <w:tcMar>
+              <w:top w:type="dxa" w:w="50"/>
+              <w:left w:type="dxa" w:w="80"/>
+              <w:bottom w:type="dxa" w:w="50"/>
+              <w:right w:type="dxa" w:w="80"/>
+            </w:tcMar>
+          </w:tcPr>
+          <w:p>
+            <w:r>
+              <w:rPr>
+                <w:rFonts w:ascii="ＭＳ 明朝" w:eastAsia="ＭＳ 明朝" w:hAnsi="ＭＳ 明朝"/>
+                <w:b w:val="false"/>
+                <w:bCs w:val="false"/>
+                <w:sz w:val="20"/>
+                <w:szCs w:val="20"/>
               </w:rPr>
               <w:t xml:space="preserve">測定範囲・測点数</w:t>
             </w:r>
@@ -938,28 +1011,28 @@
         </w:tc>
         <w:tc>
           <w:tcPr>
-            <w:tcW w:type="dxa" w:w="6100"/>
-            <w:tcBorders>
-              <w:top w:val="single" w:color="000000" w:sz="4"/>
-              <w:left w:val="single" w:color="000000" w:sz="4"/>
-              <w:bottom w:val="single" w:color="000000" w:sz="4"/>
-              <w:right w:val="single" w:color="000000" w:sz="4"/>
-            </w:tcBorders>
-            <w:tcMar>
-              <w:top w:type="dxa" w:w="60"/>
-              <w:left w:type="dxa" w:w="100"/>
-              <w:bottom w:type="dxa" w:w="60"/>
-              <w:right w:type="dxa" w:w="100"/>
-            </w:tcMar>
-          </w:tcPr>
-          <w:p>
-            <w:r>
-              <w:rPr>
-                <w:rFonts w:ascii="ＭＳ 明朝" w:eastAsia="ＭＳ 明朝" w:hAnsi="ＭＳ 明朝"/>
-                <w:b w:val="false"/>
-                <w:bCs w:val="false"/>
-                <w:sz w:val="21"/>
-                <w:szCs w:val="21"/>
+            <w:tcW w:type="dxa" w:w="6200"/>
+            <w:tcBorders>
+              <w:top w:val="single" w:color="000000" w:sz="4"/>
+              <w:left w:val="single" w:color="000000" w:sz="4"/>
+              <w:bottom w:val="single" w:color="000000" w:sz="4"/>
+              <w:right w:val="single" w:color="000000" w:sz="4"/>
+            </w:tcBorders>
+            <w:tcMar>
+              <w:top w:type="dxa" w:w="50"/>
+              <w:left w:type="dxa" w:w="80"/>
+              <w:bottom w:type="dxa" w:w="50"/>
+              <w:right w:type="dxa" w:w="80"/>
+            </w:tcMar>
+          </w:tcPr>
+          <w:p>
+            <w:r>
+              <w:rPr>
+                <w:rFonts w:ascii="ＭＳ 明朝" w:eastAsia="ＭＳ 明朝" w:hAnsi="ＭＳ 明朝"/>
+                <w:b w:val="false"/>
+                <w:bCs w:val="false"/>
+                <w:sz w:val="20"/>
+                <w:szCs w:val="20"/>
               </w:rPr>
               <w:t xml:space="preserve">延長【 】m、【 】測点</w:t>
             </w:r>
@@ -969,7 +1042,8 @@
     </w:tbl>
     <w:p>
       <w:pPr>
-        <w:spacing w:after="120" w:before="240" w:line="360"/>
+        <w:keepNext/>
+        <w:spacing w:after="100" w:before="220" w:line="340"/>
       </w:pPr>
       <w:r>
         <w:rPr>
@@ -979,12 +1053,12 @@
           <w:sz w:val="22"/>
           <w:szCs w:val="22"/>
         </w:rPr>
-        <w:t xml:space="preserve">2. キャスポル（簡易支持力測定器）の概要</w:t>
-      </w:r>
-    </w:p>
-    <w:p>
-      <w:pPr>
-        <w:spacing w:after="120" w:before="0" w:line="360"/>
+        <w:t xml:space="preserve">2. キャスポルの概要</w:t>
+      </w:r>
+    </w:p>
+    <w:p>
+      <w:pPr>
+        <w:spacing w:after="100" w:before="0" w:line="340"/>
         <w:ind w:left="210" w:firstLine="210"/>
       </w:pPr>
       <w:r>
@@ -993,66 +1067,12 @@
           <w:sz w:val="21"/>
           <w:szCs w:val="21"/>
         </w:rPr>
-        <w:t xml:space="preserve">キャスポルは、加速度計を内蔵した重錘（ランマー）を一定の高さから地盤上に自由落下させ、衝突時の最大加速度（インパクト値 Ia）を測定する器具である。地盤が硬いほど衝突時の加速度が大きくなる性質を利用している。</w:t>
-      </w:r>
-    </w:p>
-    <w:p>
-      <w:pPr>
-        <w:pStyle w:val="ListParagraph"/>
-        <w:numPr>
-          <w:ilvl w:val="0"/>
-          <w:numId w:val="2"/>
-        </w:numPr>
-        <w:spacing w:after="80" w:line="360"/>
-      </w:pPr>
-      <w:r>
-        <w:rPr>
-          <w:rFonts w:ascii="ＭＳ 明朝" w:eastAsia="ＭＳ 明朝" w:hAnsi="ＭＳ 明朝"/>
-          <w:sz w:val="21"/>
-          <w:szCs w:val="21"/>
-        </w:rPr>
-        <w:t xml:space="preserve">測定した Ia から、相関式により地盤反力係数（K30値）、CBR、粘着力 c、内部摩擦角 φ 等を推定できる。</w:t>
-      </w:r>
-    </w:p>
-    <w:p>
-      <w:pPr>
-        <w:pStyle w:val="ListParagraph"/>
-        <w:numPr>
-          <w:ilvl w:val="0"/>
-          <w:numId w:val="2"/>
-        </w:numPr>
-        <w:spacing w:after="80" w:line="360"/>
-      </w:pPr>
-      <w:r>
-        <w:rPr>
-          <w:rFonts w:ascii="ＭＳ 明朝" w:eastAsia="ＭＳ 明朝" w:hAnsi="ＭＳ 明朝"/>
-          <w:sz w:val="21"/>
-          <w:szCs w:val="21"/>
-        </w:rPr>
-        <w:t xml:space="preserve">1測点あたり数十秒で測定でき、重機による載荷装置を必要としない。</w:t>
-      </w:r>
-    </w:p>
-    <w:p>
-      <w:pPr>
-        <w:pStyle w:val="ListParagraph"/>
-        <w:numPr>
-          <w:ilvl w:val="0"/>
-          <w:numId w:val="2"/>
-        </w:numPr>
-        <w:spacing w:after="80" w:line="360"/>
-      </w:pPr>
-      <w:r>
-        <w:rPr>
-          <w:rFonts w:ascii="ＭＳ 明朝" w:eastAsia="ＭＳ 明朝" w:hAnsi="ＭＳ 明朝"/>
-          <w:sz w:val="21"/>
-          <w:szCs w:val="21"/>
-        </w:rPr>
-        <w:t xml:space="preserve">測定値は本体に表示・記録され、個人差が出にくい。</w:t>
-      </w:r>
-    </w:p>
-    <w:p>
-      <w:pPr>
-        <w:spacing w:after="120" w:before="0" w:line="360"/>
+        <w:t xml:space="preserve">キャスポルは、国土交通省近畿地方整備局近畿技術事務所が平成5年度から3年間で開発した測定器であり、平成8年の販売開始後9年間で400台余りが現場で利用されている（利用手引き）。</w:t>
+      </w:r>
+    </w:p>
+    <w:p>
+      <w:pPr>
+        <w:spacing w:after="100" w:before="0" w:line="340"/>
         <w:ind w:left="210" w:firstLine="210"/>
       </w:pPr>
       <w:r>
@@ -1061,215 +1081,7 @@
           <w:sz w:val="21"/>
           <w:szCs w:val="21"/>
         </w:rPr>
-        <w:t xml:space="preserve">使用機器：【メーカー・型式】、重錘質量【 】kg、落下高さ【 】cm（取扱説明書の値を記入）</w:t>
-      </w:r>
-    </w:p>
-    <w:p>
-      <w:pPr>
-        <w:spacing w:after="120" w:before="240" w:line="360"/>
-      </w:pPr>
-      <w:r>
-        <w:rPr>
-          <w:rFonts w:ascii="ＭＳ 明朝" w:eastAsia="ＭＳ 明朝" w:hAnsi="ＭＳ 明朝"/>
-          <w:b/>
-          <w:bCs/>
-          <w:sz w:val="22"/>
-          <w:szCs w:val="22"/>
-        </w:rPr>
-        <w:t xml:space="preserve">3. キャスポルにより測定できると考える理由</w:t>
-      </w:r>
-    </w:p>
-    <w:p>
-      <w:pPr>
-        <w:spacing w:after="120" w:before="0" w:line="360"/>
-        <w:ind w:left="210" w:firstLine="210"/>
-      </w:pPr>
-      <w:r>
-        <w:rPr>
-          <w:rFonts w:ascii="ＭＳ 明朝" w:eastAsia="ＭＳ 明朝" w:hAnsi="ＭＳ 明朝"/>
-          <w:sz w:val="21"/>
-          <w:szCs w:val="21"/>
-        </w:rPr>
-        <w:t xml:space="preserve">以下の理由から、本工事の地盤支持力の確認はキャスポルにより実施できると考える。</w:t>
-      </w:r>
-    </w:p>
-    <w:p>
-      <w:pPr>
-        <w:spacing w:after="80" w:before="160" w:line="360"/>
-        <w:ind w:left="210"/>
-      </w:pPr>
-      <w:r>
-        <w:rPr>
-          <w:rFonts w:ascii="ＭＳ 明朝" w:eastAsia="ＭＳ 明朝" w:hAnsi="ＭＳ 明朝"/>
-          <w:b/>
-          <w:bCs/>
-          <w:sz w:val="21"/>
-          <w:szCs w:val="21"/>
-        </w:rPr>
-        <w:t xml:space="preserve">① 平板載荷試験等との相関が確認されていること</w:t>
-      </w:r>
-    </w:p>
-    <w:p>
-      <w:pPr>
-        <w:spacing w:after="120" w:before="0" w:line="360"/>
-        <w:ind w:left="210" w:firstLine="210"/>
-      </w:pPr>
-      <w:r>
-        <w:rPr>
-          <w:rFonts w:ascii="ＭＳ 明朝" w:eastAsia="ＭＳ 明朝" w:hAnsi="ＭＳ 明朝"/>
-          <w:sz w:val="21"/>
-          <w:szCs w:val="21"/>
-        </w:rPr>
-        <w:t xml:space="preserve">キャスポルのインパクト値は、平板載荷試験による地盤反力係数（K30値）や現場CBRとの相関が確認されており、その相関式が示されている。このため、支持力の大小を定量的に評価できる。【根拠となる資料名（メーカー技術資料、NETIS登録情報等）を記入】</w:t>
-      </w:r>
-    </w:p>
-    <w:p>
-      <w:pPr>
-        <w:spacing w:after="80" w:before="160" w:line="360"/>
-        <w:ind w:left="210"/>
-      </w:pPr>
-      <w:r>
-        <w:rPr>
-          <w:rFonts w:ascii="ＭＳ 明朝" w:eastAsia="ＭＳ 明朝" w:hAnsi="ＭＳ 明朝"/>
-          <w:b/>
-          <w:bCs/>
-          <w:sz w:val="21"/>
-          <w:szCs w:val="21"/>
-        </w:rPr>
-        <w:t xml:space="preserve">② 公共工事での使用実績があること</w:t>
-      </w:r>
-    </w:p>
-    <w:p>
-      <w:pPr>
-        <w:spacing w:after="120" w:before="0" w:line="360"/>
-        <w:ind w:left="210" w:firstLine="210"/>
-      </w:pPr>
-      <w:r>
-        <w:rPr>
-          <w:rFonts w:ascii="ＭＳ 明朝" w:eastAsia="ＭＳ 明朝" w:hAnsi="ＭＳ 明朝"/>
-          <w:sz w:val="21"/>
-          <w:szCs w:val="21"/>
-        </w:rPr>
-        <w:t xml:space="preserve">キャスポルは、構造物基礎地盤、路床・路盤、埋戻し部等の支持力確認として、国・自治体の公共工事で広く使用されている。当社においても【工事名・年度】等で使用した実績がある。</w:t>
-      </w:r>
-    </w:p>
-    <w:p>
-      <w:pPr>
-        <w:spacing w:after="80" w:before="160" w:line="360"/>
-        <w:ind w:left="210"/>
-      </w:pPr>
-      <w:r>
-        <w:rPr>
-          <w:rFonts w:ascii="ＭＳ 明朝" w:eastAsia="ＭＳ 明朝" w:hAnsi="ＭＳ 明朝"/>
-          <w:b/>
-          <w:bCs/>
-          <w:sz w:val="21"/>
-          <w:szCs w:val="21"/>
-        </w:rPr>
-        <w:t xml:space="preserve">③ 本工事の地盤条件が測定に適していること</w:t>
-      </w:r>
-    </w:p>
-    <w:p>
-      <w:pPr>
-        <w:spacing w:after="120" w:before="0" w:line="360"/>
-        <w:ind w:left="210" w:firstLine="210"/>
-      </w:pPr>
-      <w:r>
-        <w:rPr>
-          <w:rFonts w:ascii="ＭＳ 明朝" w:eastAsia="ＭＳ 明朝" w:hAnsi="ＭＳ 明朝"/>
-          <w:sz w:val="21"/>
-          <w:szCs w:val="21"/>
-        </w:rPr>
-        <w:t xml:space="preserve">本工事の測定対象は【土質名】であり、大きな礫を多く含む地盤や含水比の高い軟弱土など、測定値が乱れやすい地盤ではない。また、確認したいのは基礎直下の浅い範囲の支持力であり、キャスポルの測定範囲と合致する。</w:t>
-      </w:r>
-    </w:p>
-    <w:p>
-      <w:pPr>
-        <w:spacing w:after="80" w:before="160" w:line="360"/>
-        <w:ind w:left="210"/>
-      </w:pPr>
-      <w:r>
-        <w:rPr>
-          <w:rFonts w:ascii="ＭＳ 明朝" w:eastAsia="ＭＳ 明朝" w:hAnsi="ＭＳ 明朝"/>
-          <w:b/>
-          <w:bCs/>
-          <w:sz w:val="21"/>
-          <w:szCs w:val="21"/>
-        </w:rPr>
-        <w:t xml:space="preserve">④ 多点で測定でき、面的な確認が可能なこと</w:t>
-      </w:r>
-    </w:p>
-    <w:p>
-      <w:pPr>
-        <w:spacing w:after="120" w:before="0" w:line="360"/>
-        <w:ind w:left="210" w:firstLine="210"/>
-      </w:pPr>
-      <w:r>
-        <w:rPr>
-          <w:rFonts w:ascii="ＭＳ 明朝" w:eastAsia="ＭＳ 明朝" w:hAnsi="ＭＳ 明朝"/>
-          <w:sz w:val="21"/>
-          <w:szCs w:val="21"/>
-        </w:rPr>
-        <w:t xml:space="preserve">平板載荷試験は反力装置を要し、測点数が限られる。キャスポルは短時間で測定できるため、【 】m間隔で多点測定し、支持力のばらつきや局所的な弱部を把握できる。</w:t>
-      </w:r>
-    </w:p>
-    <w:p>
-      <w:pPr>
-        <w:spacing w:after="80" w:before="160" w:line="360"/>
-        <w:ind w:left="210"/>
-      </w:pPr>
-      <w:r>
-        <w:rPr>
-          <w:rFonts w:ascii="ＭＳ 明朝" w:eastAsia="ＭＳ 明朝" w:hAnsi="ＭＳ 明朝"/>
-          <w:b/>
-          <w:bCs/>
-          <w:sz w:val="21"/>
-          <w:szCs w:val="21"/>
-        </w:rPr>
-        <w:t xml:space="preserve">⑤ 狭い施工範囲でも安全に測定できること</w:t>
-      </w:r>
-    </w:p>
-    <w:p>
-      <w:pPr>
-        <w:spacing w:after="120" w:before="0" w:line="360"/>
-        <w:ind w:left="210" w:firstLine="210"/>
-      </w:pPr>
-      <w:r>
-        <w:rPr>
-          <w:rFonts w:ascii="ＭＳ 明朝" w:eastAsia="ＭＳ 明朝" w:hAnsi="ＭＳ 明朝"/>
-          <w:sz w:val="21"/>
-          <w:szCs w:val="21"/>
-        </w:rPr>
-        <w:t xml:space="preserve">本工事は【例：片側交通規制下／狭小な掘削底】での作業となり、載荷用の重機を配置しにくい。キャスポルは人力で携行・測定できるため、安全かつ掘削後速やかに測定でき、地盤の乾燥・乱れによる状態変化を避けられる。</w:t>
-      </w:r>
-    </w:p>
-    <w:p>
-      <w:pPr>
-        <w:spacing w:after="120" w:before="240" w:line="360"/>
-      </w:pPr>
-      <w:r>
-        <w:rPr>
-          <w:rFonts w:ascii="ＭＳ 明朝" w:eastAsia="ＭＳ 明朝" w:hAnsi="ＭＳ 明朝"/>
-          <w:b/>
-          <w:bCs/>
-          <w:sz w:val="22"/>
-          <w:szCs w:val="22"/>
-        </w:rPr>
-        <w:t xml:space="preserve">4. 測定および管理方法</w:t>
-      </w:r>
-    </w:p>
-    <w:p>
-      <w:pPr>
-        <w:spacing w:after="120" w:before="0" w:line="360"/>
-        <w:ind w:left="210" w:firstLine="210"/>
-      </w:pPr>
-      <w:r>
-        <w:rPr>
-          <w:rFonts w:ascii="ＭＳ 明朝" w:eastAsia="ＭＳ 明朝" w:hAnsi="ＭＳ 明朝"/>
-          <w:sz w:val="21"/>
-          <w:szCs w:val="21"/>
-        </w:rPr>
-        <w:t xml:space="preserve">測定結果の信頼性を確保するため、次のとおり実施する。</w:t>
+        <w:t xml:space="preserve">質量4.5kg、直径50mmのランマーを高さ45cmから地盤に自由落下させ、衝突時の衝撃加速度の最大値（インパクト値 Ia）を測定する。Iaと地盤の強度特性値との関係式が利用手引きに示されており、許容支持力度の算定方法も定められている。</w:t>
       </w:r>
     </w:p>
     <w:tbl>
@@ -1285,13 +1097,17 @@
         </w:tblBorders>
       </w:tblPr>
       <w:tblGrid>
-        <w:gridCol w:w="2400"/>
-        <w:gridCol w:w="6100"/>
+        <w:gridCol w:w="2600"/>
+        <w:gridCol w:w="4000"/>
+        <w:gridCol w:w="1900"/>
       </w:tblGrid>
       <w:tr>
-        <w:tc>
-          <w:tcPr>
-            <w:tcW w:type="dxa" w:w="2400"/>
+        <w:trPr>
+          <w:tblHeader/>
+        </w:trPr>
+        <w:tc>
+          <w:tcPr>
+            <w:tcW w:type="dxa" w:w="2600"/>
             <w:tcBorders>
               <w:top w:val="single" w:color="000000" w:sz="4"/>
               <w:left w:val="single" w:color="000000" w:sz="4"/>
@@ -1300,10 +1116,10 @@
             </w:tcBorders>
             <w:shd w:fill="EDEDED" w:val="clear"/>
             <w:tcMar>
-              <w:top w:type="dxa" w:w="60"/>
-              <w:left w:type="dxa" w:w="100"/>
-              <w:bottom w:type="dxa" w:w="60"/>
-              <w:right w:type="dxa" w:w="100"/>
+              <w:top w:type="dxa" w:w="50"/>
+              <w:left w:type="dxa" w:w="80"/>
+              <w:bottom w:type="dxa" w:w="50"/>
+              <w:right w:type="dxa" w:w="80"/>
             </w:tcMar>
           </w:tcPr>
           <w:p>
@@ -1312,16 +1128,16 @@
                 <w:rFonts w:ascii="ＭＳ 明朝" w:eastAsia="ＭＳ 明朝" w:hAnsi="ＭＳ 明朝"/>
                 <w:b/>
                 <w:bCs/>
-                <w:sz w:val="21"/>
-                <w:szCs w:val="21"/>
-              </w:rPr>
-              <w:t xml:space="preserve">項目</w:t>
-            </w:r>
-          </w:p>
-        </w:tc>
-        <w:tc>
-          <w:tcPr>
-            <w:tcW w:type="dxa" w:w="6100"/>
+                <w:sz w:val="20"/>
+                <w:szCs w:val="20"/>
+              </w:rPr>
+              <w:t xml:space="preserve">算定する値</w:t>
+            </w:r>
+          </w:p>
+        </w:tc>
+        <w:tc>
+          <w:tcPr>
+            <w:tcW w:type="dxa" w:w="4000"/>
             <w:tcBorders>
               <w:top w:val="single" w:color="000000" w:sz="4"/>
               <w:left w:val="single" w:color="000000" w:sz="4"/>
@@ -1330,10 +1146,10 @@
             </w:tcBorders>
             <w:shd w:fill="EDEDED" w:val="clear"/>
             <w:tcMar>
-              <w:top w:type="dxa" w:w="60"/>
-              <w:left w:type="dxa" w:w="100"/>
-              <w:bottom w:type="dxa" w:w="60"/>
-              <w:right w:type="dxa" w:w="100"/>
+              <w:top w:type="dxa" w:w="50"/>
+              <w:left w:type="dxa" w:w="80"/>
+              <w:bottom w:type="dxa" w:w="50"/>
+              <w:right w:type="dxa" w:w="80"/>
             </w:tcMar>
           </w:tcPr>
           <w:p>
@@ -1342,18 +1158,51 @@
                 <w:rFonts w:ascii="ＭＳ 明朝" w:eastAsia="ＭＳ 明朝" w:hAnsi="ＭＳ 明朝"/>
                 <w:b/>
                 <w:bCs/>
-                <w:sz w:val="21"/>
-                <w:szCs w:val="21"/>
-              </w:rPr>
-              <w:t xml:space="preserve">内容</w:t>
+                <w:sz w:val="20"/>
+                <w:szCs w:val="20"/>
+              </w:rPr>
+              <w:t xml:space="preserve">関係式（利用手引き）</w:t>
+            </w:r>
+          </w:p>
+        </w:tc>
+        <w:tc>
+          <w:tcPr>
+            <w:tcW w:type="dxa" w:w="1900"/>
+            <w:tcBorders>
+              <w:top w:val="single" w:color="000000" w:sz="4"/>
+              <w:left w:val="single" w:color="000000" w:sz="4"/>
+              <w:bottom w:val="single" w:color="000000" w:sz="4"/>
+              <w:right w:val="single" w:color="000000" w:sz="4"/>
+            </w:tcBorders>
+            <w:shd w:fill="EDEDED" w:val="clear"/>
+            <w:tcMar>
+              <w:top w:type="dxa" w:w="50"/>
+              <w:left w:type="dxa" w:w="80"/>
+              <w:bottom w:type="dxa" w:w="50"/>
+              <w:right w:type="dxa" w:w="80"/>
+            </w:tcMar>
+          </w:tcPr>
+          <w:p>
+            <w:r>
+              <w:rPr>
+                <w:rFonts w:ascii="ＭＳ 明朝" w:eastAsia="ＭＳ 明朝" w:hAnsi="ＭＳ 明朝"/>
+                <w:b/>
+                <w:bCs/>
+                <w:sz w:val="20"/>
+                <w:szCs w:val="20"/>
+              </w:rPr>
+              <w:t xml:space="preserve">相関係数</w:t>
             </w:r>
           </w:p>
         </w:tc>
       </w:tr>
       <w:tr>
-        <w:tc>
-          <w:tcPr>
-            <w:tcW w:type="dxa" w:w="2400"/>
+        <w:trPr>
+          <w:tblHeader w:val="false"/>
+        </w:trPr>
+        <w:tc>
+          <w:tcPr>
+            <w:tcW w:type="dxa" w:w="2600"/>
             <w:tcBorders>
               <w:top w:val="single" w:color="000000" w:sz="4"/>
               <w:left w:val="single" w:color="000000" w:sz="4"/>
@@ -1362,59 +1211,97 @@
             </w:tcBorders>
             <w:shd w:fill="EDEDED" w:val="clear"/>
             <w:tcMar>
-              <w:top w:type="dxa" w:w="60"/>
-              <w:left w:type="dxa" w:w="100"/>
-              <w:bottom w:type="dxa" w:w="60"/>
-              <w:right w:type="dxa" w:w="100"/>
-            </w:tcMar>
-          </w:tcPr>
-          <w:p>
-            <w:r>
-              <w:rPr>
-                <w:rFonts w:ascii="ＭＳ 明朝" w:eastAsia="ＭＳ 明朝" w:hAnsi="ＭＳ 明朝"/>
-                <w:b w:val="false"/>
-                <w:bCs w:val="false"/>
-                <w:sz w:val="21"/>
-                <w:szCs w:val="21"/>
-              </w:rPr>
-              <w:t xml:space="preserve">測定位置</w:t>
-            </w:r>
-          </w:p>
-        </w:tc>
-        <w:tc>
-          <w:tcPr>
-            <w:tcW w:type="dxa" w:w="6100"/>
-            <w:tcBorders>
-              <w:top w:val="single" w:color="000000" w:sz="4"/>
-              <w:left w:val="single" w:color="000000" w:sz="4"/>
-              <w:bottom w:val="single" w:color="000000" w:sz="4"/>
-              <w:right w:val="single" w:color="000000" w:sz="4"/>
-            </w:tcBorders>
-            <w:tcMar>
-              <w:top w:type="dxa" w:w="60"/>
-              <w:left w:type="dxa" w:w="100"/>
-              <w:bottom w:type="dxa" w:w="60"/>
-              <w:right w:type="dxa" w:w="100"/>
-            </w:tcMar>
-          </w:tcPr>
-          <w:p>
-            <w:r>
-              <w:rPr>
-                <w:rFonts w:ascii="ＭＳ 明朝" w:eastAsia="ＭＳ 明朝" w:hAnsi="ＭＳ 明朝"/>
-                <w:b w:val="false"/>
-                <w:bCs w:val="false"/>
-                <w:sz w:val="21"/>
-                <w:szCs w:val="21"/>
-              </w:rPr>
-              <w:t xml:space="preserve">【 】m間隔、各測線で左・中・右の3点（測点配置図を添付）</w:t>
+              <w:top w:type="dxa" w:w="50"/>
+              <w:left w:type="dxa" w:w="80"/>
+              <w:bottom w:type="dxa" w:w="50"/>
+              <w:right w:type="dxa" w:w="80"/>
+            </w:tcMar>
+          </w:tcPr>
+          <w:p>
+            <w:r>
+              <w:rPr>
+                <w:rFonts w:ascii="ＭＳ 明朝" w:eastAsia="ＭＳ 明朝" w:hAnsi="ＭＳ 明朝"/>
+                <w:b w:val="false"/>
+                <w:bCs w:val="false"/>
+                <w:sz w:val="20"/>
+                <w:szCs w:val="20"/>
+              </w:rPr>
+              <w:t xml:space="preserve">粘着力 c（kN/m²）</w:t>
+            </w:r>
+          </w:p>
+        </w:tc>
+        <w:tc>
+          <w:tcPr>
+            <w:tcW w:type="dxa" w:w="4000"/>
+            <w:tcBorders>
+              <w:top w:val="single" w:color="000000" w:sz="4"/>
+              <w:left w:val="single" w:color="000000" w:sz="4"/>
+              <w:bottom w:val="single" w:color="000000" w:sz="4"/>
+              <w:right w:val="single" w:color="000000" w:sz="4"/>
+            </w:tcBorders>
+            <w:tcMar>
+              <w:top w:type="dxa" w:w="50"/>
+              <w:left w:type="dxa" w:w="80"/>
+              <w:bottom w:type="dxa" w:w="50"/>
+              <w:right w:type="dxa" w:w="80"/>
+            </w:tcMar>
+          </w:tcPr>
+          <w:p>
+            <w:pPr>
+              <w:jc w:val="center"/>
+            </w:pPr>
+            <w:r>
+              <w:rPr>
+                <w:rFonts w:ascii="ＭＳ 明朝" w:eastAsia="ＭＳ 明朝" w:hAnsi="ＭＳ 明朝"/>
+                <w:b w:val="false"/>
+                <w:bCs w:val="false"/>
+                <w:sz w:val="20"/>
+                <w:szCs w:val="20"/>
+              </w:rPr>
+              <w:t xml:space="preserve">c ＝ 0.785 ＋ 7.073 Ia</w:t>
+            </w:r>
+          </w:p>
+        </w:tc>
+        <w:tc>
+          <w:tcPr>
+            <w:tcW w:type="dxa" w:w="1900"/>
+            <w:tcBorders>
+              <w:top w:val="single" w:color="000000" w:sz="4"/>
+              <w:left w:val="single" w:color="000000" w:sz="4"/>
+              <w:bottom w:val="single" w:color="000000" w:sz="4"/>
+              <w:right w:val="single" w:color="000000" w:sz="4"/>
+            </w:tcBorders>
+            <w:tcMar>
+              <w:top w:type="dxa" w:w="50"/>
+              <w:left w:type="dxa" w:w="80"/>
+              <w:bottom w:type="dxa" w:w="50"/>
+              <w:right w:type="dxa" w:w="80"/>
+            </w:tcMar>
+          </w:tcPr>
+          <w:p>
+            <w:pPr>
+              <w:jc w:val="center"/>
+            </w:pPr>
+            <w:r>
+              <w:rPr>
+                <w:rFonts w:ascii="ＭＳ 明朝" w:eastAsia="ＭＳ 明朝" w:hAnsi="ＭＳ 明朝"/>
+                <w:b w:val="false"/>
+                <w:bCs w:val="false"/>
+                <w:sz w:val="20"/>
+                <w:szCs w:val="20"/>
+              </w:rPr>
+              <w:t xml:space="preserve">r＝0.95</w:t>
             </w:r>
           </w:p>
         </w:tc>
       </w:tr>
       <w:tr>
-        <w:tc>
-          <w:tcPr>
-            <w:tcW w:type="dxa" w:w="2400"/>
+        <w:trPr>
+          <w:tblHeader w:val="false"/>
+        </w:trPr>
+        <w:tc>
+          <w:tcPr>
+            <w:tcW w:type="dxa" w:w="2600"/>
             <w:tcBorders>
               <w:top w:val="single" w:color="000000" w:sz="4"/>
               <w:left w:val="single" w:color="000000" w:sz="4"/>
@@ -1423,59 +1310,97 @@
             </w:tcBorders>
             <w:shd w:fill="EDEDED" w:val="clear"/>
             <w:tcMar>
-              <w:top w:type="dxa" w:w="60"/>
-              <w:left w:type="dxa" w:w="100"/>
-              <w:bottom w:type="dxa" w:w="60"/>
-              <w:right w:type="dxa" w:w="100"/>
-            </w:tcMar>
-          </w:tcPr>
-          <w:p>
-            <w:r>
-              <w:rPr>
-                <w:rFonts w:ascii="ＭＳ 明朝" w:eastAsia="ＭＳ 明朝" w:hAnsi="ＭＳ 明朝"/>
-                <w:b w:val="false"/>
-                <w:bCs w:val="false"/>
-                <w:sz w:val="21"/>
-                <w:szCs w:val="21"/>
-              </w:rPr>
-              <w:t xml:space="preserve">測定回数</w:t>
-            </w:r>
-          </w:p>
-        </w:tc>
-        <w:tc>
-          <w:tcPr>
-            <w:tcW w:type="dxa" w:w="6100"/>
-            <w:tcBorders>
-              <w:top w:val="single" w:color="000000" w:sz="4"/>
-              <w:left w:val="single" w:color="000000" w:sz="4"/>
-              <w:bottom w:val="single" w:color="000000" w:sz="4"/>
-              <w:right w:val="single" w:color="000000" w:sz="4"/>
-            </w:tcBorders>
-            <w:tcMar>
-              <w:top w:type="dxa" w:w="60"/>
-              <w:left w:type="dxa" w:w="100"/>
-              <w:bottom w:type="dxa" w:w="60"/>
-              <w:right w:type="dxa" w:w="100"/>
-            </w:tcMar>
-          </w:tcPr>
-          <w:p>
-            <w:r>
-              <w:rPr>
-                <w:rFonts w:ascii="ＭＳ 明朝" w:eastAsia="ＭＳ 明朝" w:hAnsi="ＭＳ 明朝"/>
-                <w:b w:val="false"/>
-                <w:bCs w:val="false"/>
-                <w:sz w:val="21"/>
-                <w:szCs w:val="21"/>
-              </w:rPr>
-              <w:t xml:space="preserve">1測点あたり【 】回測定し、平均値を採用</w:t>
+              <w:top w:type="dxa" w:w="50"/>
+              <w:left w:type="dxa" w:w="80"/>
+              <w:bottom w:type="dxa" w:w="50"/>
+              <w:right w:type="dxa" w:w="80"/>
+            </w:tcMar>
+          </w:tcPr>
+          <w:p>
+            <w:r>
+              <w:rPr>
+                <w:rFonts w:ascii="ＭＳ 明朝" w:eastAsia="ＭＳ 明朝" w:hAnsi="ＭＳ 明朝"/>
+                <w:b w:val="false"/>
+                <w:bCs w:val="false"/>
+                <w:sz w:val="20"/>
+                <w:szCs w:val="20"/>
+              </w:rPr>
+              <w:t xml:space="preserve">せん断抵抗角 φ（°）</w:t>
+            </w:r>
+          </w:p>
+        </w:tc>
+        <w:tc>
+          <w:tcPr>
+            <w:tcW w:type="dxa" w:w="4000"/>
+            <w:tcBorders>
+              <w:top w:val="single" w:color="000000" w:sz="4"/>
+              <w:left w:val="single" w:color="000000" w:sz="4"/>
+              <w:bottom w:val="single" w:color="000000" w:sz="4"/>
+              <w:right w:val="single" w:color="000000" w:sz="4"/>
+            </w:tcBorders>
+            <w:tcMar>
+              <w:top w:type="dxa" w:w="50"/>
+              <w:left w:type="dxa" w:w="80"/>
+              <w:bottom w:type="dxa" w:w="50"/>
+              <w:right w:type="dxa" w:w="80"/>
+            </w:tcMar>
+          </w:tcPr>
+          <w:p>
+            <w:pPr>
+              <w:jc w:val="center"/>
+            </w:pPr>
+            <w:r>
+              <w:rPr>
+                <w:rFonts w:ascii="ＭＳ 明朝" w:eastAsia="ＭＳ 明朝" w:hAnsi="ＭＳ 明朝"/>
+                <w:b w:val="false"/>
+                <w:bCs w:val="false"/>
+                <w:sz w:val="20"/>
+                <w:szCs w:val="20"/>
+              </w:rPr>
+              <w:t xml:space="preserve">φ ＝ 15.18 ＋ 0.974 Ia</w:t>
+            </w:r>
+          </w:p>
+        </w:tc>
+        <w:tc>
+          <w:tcPr>
+            <w:tcW w:type="dxa" w:w="1900"/>
+            <w:tcBorders>
+              <w:top w:val="single" w:color="000000" w:sz="4"/>
+              <w:left w:val="single" w:color="000000" w:sz="4"/>
+              <w:bottom w:val="single" w:color="000000" w:sz="4"/>
+              <w:right w:val="single" w:color="000000" w:sz="4"/>
+            </w:tcBorders>
+            <w:tcMar>
+              <w:top w:type="dxa" w:w="50"/>
+              <w:left w:type="dxa" w:w="80"/>
+              <w:bottom w:type="dxa" w:w="50"/>
+              <w:right w:type="dxa" w:w="80"/>
+            </w:tcMar>
+          </w:tcPr>
+          <w:p>
+            <w:pPr>
+              <w:jc w:val="center"/>
+            </w:pPr>
+            <w:r>
+              <w:rPr>
+                <w:rFonts w:ascii="ＭＳ 明朝" w:eastAsia="ＭＳ 明朝" w:hAnsi="ＭＳ 明朝"/>
+                <w:b w:val="false"/>
+                <w:bCs w:val="false"/>
+                <w:sz w:val="20"/>
+                <w:szCs w:val="20"/>
+              </w:rPr>
+              <w:t xml:space="preserve">r＝0.88</w:t>
             </w:r>
           </w:p>
         </w:tc>
       </w:tr>
       <w:tr>
-        <w:tc>
-          <w:tcPr>
-            <w:tcW w:type="dxa" w:w="2400"/>
+        <w:trPr>
+          <w:tblHeader w:val="false"/>
+        </w:trPr>
+        <w:tc>
+          <w:tcPr>
+            <w:tcW w:type="dxa" w:w="2600"/>
             <w:tcBorders>
               <w:top w:val="single" w:color="000000" w:sz="4"/>
               <w:left w:val="single" w:color="000000" w:sz="4"/>
@@ -1484,56 +1409,500 @@
             </w:tcBorders>
             <w:shd w:fill="EDEDED" w:val="clear"/>
             <w:tcMar>
-              <w:top w:type="dxa" w:w="60"/>
-              <w:left w:type="dxa" w:w="100"/>
-              <w:bottom w:type="dxa" w:w="60"/>
-              <w:right w:type="dxa" w:w="100"/>
-            </w:tcMar>
-          </w:tcPr>
-          <w:p>
-            <w:r>
-              <w:rPr>
-                <w:rFonts w:ascii="ＭＳ 明朝" w:eastAsia="ＭＳ 明朝" w:hAnsi="ＭＳ 明朝"/>
-                <w:b w:val="false"/>
-                <w:bCs w:val="false"/>
-                <w:sz w:val="21"/>
-                <w:szCs w:val="21"/>
-              </w:rPr>
-              <w:t xml:space="preserve">判定基準</w:t>
-            </w:r>
-          </w:p>
-        </w:tc>
-        <w:tc>
-          <w:tcPr>
-            <w:tcW w:type="dxa" w:w="6100"/>
-            <w:tcBorders>
-              <w:top w:val="single" w:color="000000" w:sz="4"/>
-              <w:left w:val="single" w:color="000000" w:sz="4"/>
-              <w:bottom w:val="single" w:color="000000" w:sz="4"/>
-              <w:right w:val="single" w:color="000000" w:sz="4"/>
-            </w:tcBorders>
-            <w:tcMar>
-              <w:top w:type="dxa" w:w="60"/>
-              <w:left w:type="dxa" w:w="100"/>
-              <w:bottom w:type="dxa" w:w="60"/>
-              <w:right w:type="dxa" w:w="100"/>
-            </w:tcMar>
-          </w:tcPr>
-          <w:p>
-            <w:r>
-              <w:rPr>
-                <w:rFonts w:ascii="ＭＳ 明朝" w:eastAsia="ＭＳ 明朝" w:hAnsi="ＭＳ 明朝"/>
-                <w:b w:val="false"/>
-                <w:bCs w:val="false"/>
-                <w:sz w:val="21"/>
-                <w:szCs w:val="21"/>
-              </w:rPr>
-              <w:t xml:space="preserve">推定支持力が設計値【 】kN/m²以上であること</w:t>
+              <w:top w:type="dxa" w:w="50"/>
+              <w:left w:type="dxa" w:w="80"/>
+              <w:bottom w:type="dxa" w:w="50"/>
+              <w:right w:type="dxa" w:w="80"/>
+            </w:tcMar>
+          </w:tcPr>
+          <w:p>
+            <w:r>
+              <w:rPr>
+                <w:rFonts w:ascii="ＭＳ 明朝" w:eastAsia="ＭＳ 明朝" w:hAnsi="ＭＳ 明朝"/>
+                <w:b w:val="false"/>
+                <w:bCs w:val="false"/>
+                <w:sz w:val="20"/>
+                <w:szCs w:val="20"/>
+              </w:rPr>
+              <w:t xml:space="preserve">CBR（%）</w:t>
+            </w:r>
+          </w:p>
+        </w:tc>
+        <w:tc>
+          <w:tcPr>
+            <w:tcW w:type="dxa" w:w="4000"/>
+            <w:tcBorders>
+              <w:top w:val="single" w:color="000000" w:sz="4"/>
+              <w:left w:val="single" w:color="000000" w:sz="4"/>
+              <w:bottom w:val="single" w:color="000000" w:sz="4"/>
+              <w:right w:val="single" w:color="000000" w:sz="4"/>
+            </w:tcBorders>
+            <w:tcMar>
+              <w:top w:type="dxa" w:w="50"/>
+              <w:left w:type="dxa" w:w="80"/>
+              <w:bottom w:type="dxa" w:w="50"/>
+              <w:right w:type="dxa" w:w="80"/>
+            </w:tcMar>
+          </w:tcPr>
+          <w:p>
+            <w:pPr>
+              <w:jc w:val="center"/>
+            </w:pPr>
+            <w:r>
+              <w:rPr>
+                <w:rFonts w:ascii="ＭＳ 明朝" w:eastAsia="ＭＳ 明朝" w:hAnsi="ＭＳ 明朝"/>
+                <w:b w:val="false"/>
+                <w:bCs w:val="false"/>
+                <w:sz w:val="20"/>
+                <w:szCs w:val="20"/>
+              </w:rPr>
+              <w:t xml:space="preserve">CBR ＝ −4.945 ＋ 1.615 Ia</w:t>
+            </w:r>
+          </w:p>
+        </w:tc>
+        <w:tc>
+          <w:tcPr>
+            <w:tcW w:type="dxa" w:w="1900"/>
+            <w:tcBorders>
+              <w:top w:val="single" w:color="000000" w:sz="4"/>
+              <w:left w:val="single" w:color="000000" w:sz="4"/>
+              <w:bottom w:val="single" w:color="000000" w:sz="4"/>
+              <w:right w:val="single" w:color="000000" w:sz="4"/>
+            </w:tcBorders>
+            <w:tcMar>
+              <w:top w:type="dxa" w:w="50"/>
+              <w:left w:type="dxa" w:w="80"/>
+              <w:bottom w:type="dxa" w:w="50"/>
+              <w:right w:type="dxa" w:w="80"/>
+            </w:tcMar>
+          </w:tcPr>
+          <w:p>
+            <w:pPr>
+              <w:jc w:val="center"/>
+            </w:pPr>
+            <w:r>
+              <w:rPr>
+                <w:rFonts w:ascii="ＭＳ 明朝" w:eastAsia="ＭＳ 明朝" w:hAnsi="ＭＳ 明朝"/>
+                <w:b w:val="false"/>
+                <w:bCs w:val="false"/>
+                <w:sz w:val="20"/>
+                <w:szCs w:val="20"/>
+              </w:rPr>
+              <w:t xml:space="preserve">r＝0.92</w:t>
             </w:r>
           </w:p>
         </w:tc>
       </w:tr>
       <w:tr>
+        <w:trPr>
+          <w:tblHeader w:val="false"/>
+        </w:trPr>
+        <w:tc>
+          <w:tcPr>
+            <w:tcW w:type="dxa" w:w="2600"/>
+            <w:tcBorders>
+              <w:top w:val="single" w:color="000000" w:sz="4"/>
+              <w:left w:val="single" w:color="000000" w:sz="4"/>
+              <w:bottom w:val="single" w:color="000000" w:sz="4"/>
+              <w:right w:val="single" w:color="000000" w:sz="4"/>
+            </w:tcBorders>
+            <w:shd w:fill="EDEDED" w:val="clear"/>
+            <w:tcMar>
+              <w:top w:type="dxa" w:w="50"/>
+              <w:left w:type="dxa" w:w="80"/>
+              <w:bottom w:type="dxa" w:w="50"/>
+              <w:right w:type="dxa" w:w="80"/>
+            </w:tcMar>
+          </w:tcPr>
+          <w:p>
+            <w:r>
+              <w:rPr>
+                <w:rFonts w:ascii="ＭＳ 明朝" w:eastAsia="ＭＳ 明朝" w:hAnsi="ＭＳ 明朝"/>
+                <w:b w:val="false"/>
+                <w:bCs w:val="false"/>
+                <w:sz w:val="20"/>
+                <w:szCs w:val="20"/>
+              </w:rPr>
+              <w:t xml:space="preserve">地盤反力係数 K30（MN/m³）</w:t>
+            </w:r>
+          </w:p>
+        </w:tc>
+        <w:tc>
+          <w:tcPr>
+            <w:tcW w:type="dxa" w:w="4000"/>
+            <w:tcBorders>
+              <w:top w:val="single" w:color="000000" w:sz="4"/>
+              <w:left w:val="single" w:color="000000" w:sz="4"/>
+              <w:bottom w:val="single" w:color="000000" w:sz="4"/>
+              <w:right w:val="single" w:color="000000" w:sz="4"/>
+            </w:tcBorders>
+            <w:tcMar>
+              <w:top w:type="dxa" w:w="50"/>
+              <w:left w:type="dxa" w:w="80"/>
+              <w:bottom w:type="dxa" w:w="50"/>
+              <w:right w:type="dxa" w:w="80"/>
+            </w:tcMar>
+          </w:tcPr>
+          <w:p>
+            <w:pPr>
+              <w:jc w:val="center"/>
+            </w:pPr>
+            <w:r>
+              <w:rPr>
+                <w:rFonts w:ascii="ＭＳ 明朝" w:eastAsia="ＭＳ 明朝" w:hAnsi="ＭＳ 明朝"/>
+                <w:b w:val="false"/>
+                <w:bCs w:val="false"/>
+                <w:sz w:val="20"/>
+                <w:szCs w:val="20"/>
+              </w:rPr>
+              <w:t xml:space="preserve">K30 ＝ −37.58 ＋ 8.554 Ia</w:t>
+            </w:r>
+          </w:p>
+        </w:tc>
+        <w:tc>
+          <w:tcPr>
+            <w:tcW w:type="dxa" w:w="1900"/>
+            <w:tcBorders>
+              <w:top w:val="single" w:color="000000" w:sz="4"/>
+              <w:left w:val="single" w:color="000000" w:sz="4"/>
+              <w:bottom w:val="single" w:color="000000" w:sz="4"/>
+              <w:right w:val="single" w:color="000000" w:sz="4"/>
+            </w:tcBorders>
+            <w:tcMar>
+              <w:top w:type="dxa" w:w="50"/>
+              <w:left w:type="dxa" w:w="80"/>
+              <w:bottom w:type="dxa" w:w="50"/>
+              <w:right w:type="dxa" w:w="80"/>
+            </w:tcMar>
+          </w:tcPr>
+          <w:p>
+            <w:pPr>
+              <w:jc w:val="center"/>
+            </w:pPr>
+            <w:r>
+              <w:rPr>
+                <w:rFonts w:ascii="ＭＳ 明朝" w:eastAsia="ＭＳ 明朝" w:hAnsi="ＭＳ 明朝"/>
+                <w:b w:val="false"/>
+                <w:bCs w:val="false"/>
+                <w:sz w:val="20"/>
+                <w:szCs w:val="20"/>
+              </w:rPr>
+              <w:t xml:space="preserve">r＝0.92</w:t>
+            </w:r>
+          </w:p>
+        </w:tc>
+      </w:tr>
+    </w:tbl>
+    <w:p>
+      <w:pPr>
+        <w:keepNext/>
+        <w:spacing w:after="100" w:before="220" w:line="340"/>
+      </w:pPr>
+      <w:r>
+        <w:rPr>
+          <w:rFonts w:ascii="ＭＳ 明朝" w:eastAsia="ＭＳ 明朝" w:hAnsi="ＭＳ 明朝"/>
+          <w:b/>
+          <w:bCs/>
+          <w:sz w:val="22"/>
+          <w:szCs w:val="22"/>
+        </w:rPr>
+        <w:t xml:space="preserve">3. キャスポルにより測定できると考える理由</w:t>
+      </w:r>
+    </w:p>
+    <w:p>
+      <w:pPr>
+        <w:spacing w:after="100" w:before="0" w:line="340"/>
+        <w:ind w:left="210" w:firstLine="210"/>
+      </w:pPr>
+      <w:r>
+        <w:rPr>
+          <w:rFonts w:ascii="ＭＳ 明朝" w:eastAsia="ＭＳ 明朝" w:hAnsi="ＭＳ 明朝"/>
+          <w:sz w:val="21"/>
+          <w:szCs w:val="21"/>
+        </w:rPr>
+        <w:t xml:space="preserve">以下の理由から、本工事の基礎地盤の支持力確認はキャスポルにより実施できると考える。</w:t>
+      </w:r>
+    </w:p>
+    <w:p>
+      <w:pPr>
+        <w:keepNext/>
+        <w:spacing w:after="60" w:before="140" w:line="340"/>
+        <w:ind w:left="210"/>
+      </w:pPr>
+      <w:r>
+        <w:rPr>
+          <w:rFonts w:ascii="ＭＳ 明朝" w:eastAsia="ＭＳ 明朝" w:hAnsi="ＭＳ 明朝"/>
+          <w:b/>
+          <w:bCs/>
+          <w:sz w:val="21"/>
+          <w:szCs w:val="21"/>
+        </w:rPr>
+        <w:t xml:space="preserve">① 国の機関が開発し、支持力の算定方法が定められていること</w:t>
+      </w:r>
+    </w:p>
+    <w:p>
+      <w:pPr>
+        <w:spacing w:after="100" w:before="0" w:line="340"/>
+        <w:ind w:left="210" w:firstLine="210"/>
+      </w:pPr>
+      <w:r>
+        <w:rPr>
+          <w:rFonts w:ascii="ＭＳ 明朝" w:eastAsia="ＭＳ 明朝" w:hAnsi="ＭＳ 明朝"/>
+          <w:sz w:val="21"/>
+          <w:szCs w:val="21"/>
+        </w:rPr>
+        <w:t xml:space="preserve">利用手引きでは、Iaから求めたせん断抵抗角 φ・粘着力 c を、国土交通省告示第1113号および建築基礎構造設計指針の支持力式に代入して、許容支持力度 qa を算定する方法が示されている。本工事もこの方法により qa を算定し、設計値と比較する。</w:t>
+      </w:r>
+    </w:p>
+    <w:p>
+      <w:pPr>
+        <w:keepNext/>
+        <w:spacing w:after="60" w:before="140" w:line="340"/>
+        <w:ind w:left="210"/>
+      </w:pPr>
+      <w:r>
+        <w:rPr>
+          <w:rFonts w:ascii="ＭＳ 明朝" w:eastAsia="ＭＳ 明朝" w:hAnsi="ＭＳ 明朝"/>
+          <w:b/>
+          <w:bCs/>
+          <w:sz w:val="21"/>
+          <w:szCs w:val="21"/>
+        </w:rPr>
+        <w:t xml:space="preserve">② 本工事が利用手引きの適用範囲内であること</w:t>
+      </w:r>
+    </w:p>
+    <w:p>
+      <w:pPr>
+        <w:spacing w:after="100" w:before="0" w:line="340"/>
+        <w:ind w:left="210" w:firstLine="210"/>
+      </w:pPr>
+      <w:r>
+        <w:rPr>
+          <w:rFonts w:ascii="ＭＳ 明朝" w:eastAsia="ＭＳ 明朝" w:hAnsi="ＭＳ 明朝"/>
+          <w:sz w:val="21"/>
+          <w:szCs w:val="21"/>
+        </w:rPr>
+        <w:t xml:space="preserve">利用手引きでは、キャスポルによる施工管理の適用範囲を「地盤支持力度が294.3kN/m²以下の構造物（高さ5m以下の各種擁壁、ボックスカルバート等）工事における支持力度算定」としている。本工事の設計許容支持力度は【 】kN/m²、構造物は【構造物名・高さ】であり、この範囲内である。</w:t>
+      </w:r>
+    </w:p>
+    <w:p>
+      <w:pPr>
+        <w:spacing w:after="100" w:before="0" w:line="340"/>
+        <w:ind w:left="210" w:firstLine="210"/>
+      </w:pPr>
+      <w:r>
+        <w:rPr>
+          <w:rFonts w:ascii="ＭＳ 明朝" w:eastAsia="ＭＳ 明朝" w:hAnsi="ＭＳ 明朝"/>
+          <w:sz w:val="21"/>
+          <w:szCs w:val="21"/>
+        </w:rPr>
+        <w:t xml:space="preserve">また、精度よく測定できる土質は「最大粒径が37.5mm以下、10mm以上の礫を30%以上含まない土質材料」とされている。本工事の基礎地盤は【土質名】であり、【根拠】によりこの条件を満たすことを確認している。</w:t>
+      </w:r>
+    </w:p>
+    <w:p>
+      <w:pPr>
+        <w:keepNext/>
+        <w:spacing w:after="60" w:before="140" w:line="340"/>
+        <w:ind w:left="210"/>
+      </w:pPr>
+      <w:r>
+        <w:rPr>
+          <w:rFonts w:ascii="ＭＳ 明朝" w:eastAsia="ＭＳ 明朝" w:hAnsi="ＭＳ 明朝"/>
+          <w:b/>
+          <w:bCs/>
+          <w:sz w:val="21"/>
+          <w:szCs w:val="21"/>
+        </w:rPr>
+        <w:t xml:space="preserve">③ 利用手引きが示す手順（発注者との協議）に沿っていること</w:t>
+      </w:r>
+    </w:p>
+    <w:p>
+      <w:pPr>
+        <w:spacing w:after="100" w:before="0" w:line="340"/>
+        <w:ind w:left="210" w:firstLine="210"/>
+      </w:pPr>
+      <w:r>
+        <w:rPr>
+          <w:rFonts w:ascii="ＭＳ 明朝" w:eastAsia="ＭＳ 明朝" w:hAnsi="ＭＳ 明朝"/>
+          <w:sz w:val="21"/>
+          <w:szCs w:val="21"/>
+        </w:rPr>
+        <w:t xml:space="preserve">利用手引きのQ&amp;Aでは、狭隘箇所等でキャスポルのみで支持力確認を行うときは「発注者等の関係機関と十分協議のうえ用いてください」としている。本書および協議書の提出は、この手順に沿うものである。</w:t>
+      </w:r>
+    </w:p>
+    <w:p>
+      <w:pPr>
+        <w:keepNext/>
+        <w:spacing w:after="60" w:before="140" w:line="340"/>
+        <w:ind w:left="210"/>
+      </w:pPr>
+      <w:r>
+        <w:rPr>
+          <w:rFonts w:ascii="ＭＳ 明朝" w:eastAsia="ＭＳ 明朝" w:hAnsi="ＭＳ 明朝"/>
+          <w:b/>
+          <w:bCs/>
+          <w:sz w:val="21"/>
+          <w:szCs w:val="21"/>
+        </w:rPr>
+        <w:t xml:space="preserve">④ 公共工事での使用実績があること</w:t>
+      </w:r>
+    </w:p>
+    <w:p>
+      <w:pPr>
+        <w:spacing w:after="100" w:before="0" w:line="340"/>
+        <w:ind w:left="210" w:firstLine="210"/>
+      </w:pPr>
+      <w:r>
+        <w:rPr>
+          <w:rFonts w:ascii="ＭＳ 明朝" w:eastAsia="ＭＳ 明朝" w:hAnsi="ＭＳ 明朝"/>
+          <w:sz w:val="21"/>
+          <w:szCs w:val="21"/>
+        </w:rPr>
+        <w:t xml:space="preserve">利用手引きには、重力式擁壁の基礎地盤の許容支持力度算定や、支持力不足を判定して良質土に置き換えた施工管理例が示されている。また、NETIS登録工法（D・Box工法、KT-100098VR）でも、平板載荷試験と併せてキャスポルが支持力確認に用いられている。【当社の使用実績：工事名・年度】</w:t>
+      </w:r>
+    </w:p>
+    <w:p>
+      <w:pPr>
+        <w:keepNext/>
+        <w:spacing w:after="60" w:before="140" w:line="340"/>
+        <w:ind w:left="210"/>
+      </w:pPr>
+      <w:r>
+        <w:rPr>
+          <w:rFonts w:ascii="ＭＳ 明朝" w:eastAsia="ＭＳ 明朝" w:hAnsi="ＭＳ 明朝"/>
+          <w:b/>
+          <w:bCs/>
+          <w:sz w:val="21"/>
+          <w:szCs w:val="21"/>
+        </w:rPr>
+        <w:t xml:space="preserve">⑤ 多点で測定でき、狭い現場でも安全に測定できること</w:t>
+      </w:r>
+    </w:p>
+    <w:p>
+      <w:pPr>
+        <w:spacing w:after="100" w:before="0" w:line="340"/>
+        <w:ind w:left="210" w:firstLine="210"/>
+      </w:pPr>
+      <w:r>
+        <w:rPr>
+          <w:rFonts w:ascii="ＭＳ 明朝" w:eastAsia="ＭＳ 明朝" w:hAnsi="ＭＳ 明朝"/>
+          <w:sz w:val="21"/>
+          <w:szCs w:val="21"/>
+        </w:rPr>
+        <w:t xml:space="preserve">キャスポルは反力装置を要さず、1測点を短時間で測定できるため、【 】m間隔で多点測定し、支持力のばらつきや局所的な弱部を把握できる。本工事は【例：片側交通規制下・狭小な掘削底】での作業であり、載荷用の重機を配置しにくいが、キャスポルは人力で携行でき、掘削後速やかに測定できる。</w:t>
+      </w:r>
+    </w:p>
+    <w:p>
+      <w:pPr>
+        <w:keepNext/>
+        <w:spacing w:after="100" w:before="220" w:line="340"/>
+      </w:pPr>
+      <w:r>
+        <w:rPr>
+          <w:rFonts w:ascii="ＭＳ 明朝" w:eastAsia="ＭＳ 明朝" w:hAnsi="ＭＳ 明朝"/>
+          <w:b/>
+          <w:bCs/>
+          <w:sz w:val="22"/>
+          <w:szCs w:val="22"/>
+        </w:rPr>
+        <w:t xml:space="preserve">4. 測定精度を確保するための措置</w:t>
+      </w:r>
+    </w:p>
+    <w:p>
+      <w:pPr>
+        <w:spacing w:after="100" w:before="0" w:line="340"/>
+        <w:ind w:left="210" w:firstLine="210"/>
+      </w:pPr>
+      <w:r>
+        <w:rPr>
+          <w:rFonts w:ascii="ＭＳ 明朝" w:eastAsia="ＭＳ 明朝" w:hAnsi="ＭＳ 明朝"/>
+          <w:sz w:val="21"/>
+          <w:szCs w:val="21"/>
+        </w:rPr>
+        <w:t xml:space="preserve">キャスポルは簡易な測定器であり、地盤条件によっては換算値が実測値より大きく（危険側に）評価されることが報告されている（労働安全衛生総合研究所 玉手・堀 2011、堀・玉手 2024）。このため、次の措置を講じる。</w:t>
+      </w:r>
+    </w:p>
+    <w:tbl>
+      <w:tblPr>
+        <w:tblW w:type="dxa" w:w="8500"/>
+        <w:tblBorders>
+          <w:top w:val="single" w:color="auto" w:sz="4"/>
+          <w:left w:val="single" w:color="auto" w:sz="4"/>
+          <w:bottom w:val="single" w:color="auto" w:sz="4"/>
+          <w:right w:val="single" w:color="auto" w:sz="4"/>
+          <w:insideH w:val="single" w:color="auto" w:sz="4"/>
+          <w:insideV w:val="single" w:color="auto" w:sz="4"/>
+        </w:tblBorders>
+      </w:tblPr>
+      <w:tblGrid>
+        <w:gridCol w:w="2000"/>
+        <w:gridCol w:w="4100"/>
+        <w:gridCol w:w="2400"/>
+      </w:tblGrid>
+      <w:tr>
+        <w:trPr>
+          <w:tblHeader/>
+        </w:trPr>
+        <w:tc>
+          <w:tcPr>
+            <w:tcW w:type="dxa" w:w="2000"/>
+            <w:tcBorders>
+              <w:top w:val="single" w:color="000000" w:sz="4"/>
+              <w:left w:val="single" w:color="000000" w:sz="4"/>
+              <w:bottom w:val="single" w:color="000000" w:sz="4"/>
+              <w:right w:val="single" w:color="000000" w:sz="4"/>
+            </w:tcBorders>
+            <w:shd w:fill="EDEDED" w:val="clear"/>
+            <w:tcMar>
+              <w:top w:type="dxa" w:w="50"/>
+              <w:left w:type="dxa" w:w="80"/>
+              <w:bottom w:type="dxa" w:w="50"/>
+              <w:right w:type="dxa" w:w="80"/>
+            </w:tcMar>
+          </w:tcPr>
+          <w:p>
+            <w:r>
+              <w:rPr>
+                <w:rFonts w:ascii="ＭＳ 明朝" w:eastAsia="ＭＳ 明朝" w:hAnsi="ＭＳ 明朝"/>
+                <w:b/>
+                <w:bCs/>
+                <w:sz w:val="19"/>
+                <w:szCs w:val="19"/>
+              </w:rPr>
+              <w:t xml:space="preserve">措置</w:t>
+            </w:r>
+          </w:p>
+        </w:tc>
+        <w:tc>
+          <w:tcPr>
+            <w:tcW w:type="dxa" w:w="4100"/>
+            <w:tcBorders>
+              <w:top w:val="single" w:color="000000" w:sz="4"/>
+              <w:left w:val="single" w:color="000000" w:sz="4"/>
+              <w:bottom w:val="single" w:color="000000" w:sz="4"/>
+              <w:right w:val="single" w:color="000000" w:sz="4"/>
+            </w:tcBorders>
+            <w:shd w:fill="EDEDED" w:val="clear"/>
+            <w:tcMar>
+              <w:top w:type="dxa" w:w="50"/>
+              <w:left w:type="dxa" w:w="80"/>
+              <w:bottom w:type="dxa" w:w="50"/>
+              <w:right w:type="dxa" w:w="80"/>
+            </w:tcMar>
+          </w:tcPr>
+          <w:p>
+            <w:r>
+              <w:rPr>
+                <w:rFonts w:ascii="ＭＳ 明朝" w:eastAsia="ＭＳ 明朝" w:hAnsi="ＭＳ 明朝"/>
+                <w:b/>
+                <w:bCs/>
+                <w:sz w:val="19"/>
+                <w:szCs w:val="19"/>
+              </w:rPr>
+              <w:t xml:space="preserve">内容</w:t>
+            </w:r>
+          </w:p>
+        </w:tc>
         <w:tc>
           <w:tcPr>
             <w:tcW w:type="dxa" w:w="2400"/>
@@ -1545,56 +1914,89 @@
             </w:tcBorders>
             <w:shd w:fill="EDEDED" w:val="clear"/>
             <w:tcMar>
-              <w:top w:type="dxa" w:w="60"/>
-              <w:left w:type="dxa" w:w="100"/>
-              <w:bottom w:type="dxa" w:w="60"/>
-              <w:right w:type="dxa" w:w="100"/>
-            </w:tcMar>
-          </w:tcPr>
-          <w:p>
-            <w:r>
-              <w:rPr>
-                <w:rFonts w:ascii="ＭＳ 明朝" w:eastAsia="ＭＳ 明朝" w:hAnsi="ＭＳ 明朝"/>
-                <w:b w:val="false"/>
-                <w:bCs w:val="false"/>
-                <w:sz w:val="21"/>
-                <w:szCs w:val="21"/>
-              </w:rPr>
-              <w:t xml:space="preserve">測定時期</w:t>
-            </w:r>
-          </w:p>
-        </w:tc>
-        <w:tc>
-          <w:tcPr>
-            <w:tcW w:type="dxa" w:w="6100"/>
-            <w:tcBorders>
-              <w:top w:val="single" w:color="000000" w:sz="4"/>
-              <w:left w:val="single" w:color="000000" w:sz="4"/>
-              <w:bottom w:val="single" w:color="000000" w:sz="4"/>
-              <w:right w:val="single" w:color="000000" w:sz="4"/>
-            </w:tcBorders>
-            <w:tcMar>
-              <w:top w:type="dxa" w:w="60"/>
-              <w:left w:type="dxa" w:w="100"/>
-              <w:bottom w:type="dxa" w:w="60"/>
-              <w:right w:type="dxa" w:w="100"/>
-            </w:tcMar>
-          </w:tcPr>
-          <w:p>
-            <w:r>
-              <w:rPr>
-                <w:rFonts w:ascii="ＭＳ 明朝" w:eastAsia="ＭＳ 明朝" w:hAnsi="ＭＳ 明朝"/>
-                <w:b w:val="false"/>
-                <w:bCs w:val="false"/>
-                <w:sz w:val="21"/>
-                <w:szCs w:val="21"/>
-              </w:rPr>
-              <w:t xml:space="preserve">掘削完了後、基礎施工前に速やかに実施</w:t>
+              <w:top w:type="dxa" w:w="50"/>
+              <w:left w:type="dxa" w:w="80"/>
+              <w:bottom w:type="dxa" w:w="50"/>
+              <w:right w:type="dxa" w:w="80"/>
+            </w:tcMar>
+          </w:tcPr>
+          <w:p>
+            <w:r>
+              <w:rPr>
+                <w:rFonts w:ascii="ＭＳ 明朝" w:eastAsia="ＭＳ 明朝" w:hAnsi="ＭＳ 明朝"/>
+                <w:b/>
+                <w:bCs/>
+                <w:sz w:val="19"/>
+                <w:szCs w:val="19"/>
+              </w:rPr>
+              <w:t xml:space="preserve">根拠・目的</w:t>
             </w:r>
           </w:p>
         </w:tc>
       </w:tr>
       <w:tr>
+        <w:trPr>
+          <w:tblHeader w:val="false"/>
+        </w:trPr>
+        <w:tc>
+          <w:tcPr>
+            <w:tcW w:type="dxa" w:w="2000"/>
+            <w:tcBorders>
+              <w:top w:val="single" w:color="000000" w:sz="4"/>
+              <w:left w:val="single" w:color="000000" w:sz="4"/>
+              <w:bottom w:val="single" w:color="000000" w:sz="4"/>
+              <w:right w:val="single" w:color="000000" w:sz="4"/>
+            </w:tcBorders>
+            <w:shd w:fill="EDEDED" w:val="clear"/>
+            <w:tcMar>
+              <w:top w:type="dxa" w:w="50"/>
+              <w:left w:type="dxa" w:w="80"/>
+              <w:bottom w:type="dxa" w:w="50"/>
+              <w:right w:type="dxa" w:w="80"/>
+            </w:tcMar>
+          </w:tcPr>
+          <w:p>
+            <w:r>
+              <w:rPr>
+                <w:rFonts w:ascii="ＭＳ 明朝" w:eastAsia="ＭＳ 明朝" w:hAnsi="ＭＳ 明朝"/>
+                <w:b w:val="false"/>
+                <w:bCs w:val="false"/>
+                <w:sz w:val="19"/>
+                <w:szCs w:val="19"/>
+              </w:rPr>
+              <w:t xml:space="preserve">平板載荷試験との対比</w:t>
+            </w:r>
+          </w:p>
+        </w:tc>
+        <w:tc>
+          <w:tcPr>
+            <w:tcW w:type="dxa" w:w="4100"/>
+            <w:tcBorders>
+              <w:top w:val="single" w:color="000000" w:sz="4"/>
+              <w:left w:val="single" w:color="000000" w:sz="4"/>
+              <w:bottom w:val="single" w:color="000000" w:sz="4"/>
+              <w:right w:val="single" w:color="000000" w:sz="4"/>
+            </w:tcBorders>
+            <w:tcMar>
+              <w:top w:type="dxa" w:w="50"/>
+              <w:left w:type="dxa" w:w="80"/>
+              <w:bottom w:type="dxa" w:w="50"/>
+              <w:right w:type="dxa" w:w="80"/>
+            </w:tcMar>
+          </w:tcPr>
+          <w:p>
+            <w:r>
+              <w:rPr>
+                <w:rFonts w:ascii="ＭＳ 明朝" w:eastAsia="ＭＳ 明朝" w:hAnsi="ＭＳ 明朝"/>
+                <w:b w:val="false"/>
+                <w:bCs w:val="false"/>
+                <w:sz w:val="19"/>
+                <w:szCs w:val="19"/>
+              </w:rPr>
+              <w:t xml:space="preserve">測定開始時に【 】箇所で平板載荷試験（JGS 1521）を行い、同位置のキャスポル測定値と比較して本現場での適合性を確認する</w:t>
+            </w:r>
+          </w:p>
+        </w:tc>
         <w:tc>
           <w:tcPr>
             <w:tcW w:type="dxa" w:w="2400"/>
@@ -1604,53 +2006,488 @@
               <w:bottom w:val="single" w:color="000000" w:sz="4"/>
               <w:right w:val="single" w:color="000000" w:sz="4"/>
             </w:tcBorders>
+            <w:tcMar>
+              <w:top w:type="dxa" w:w="50"/>
+              <w:left w:type="dxa" w:w="80"/>
+              <w:bottom w:type="dxa" w:w="50"/>
+              <w:right w:type="dxa" w:w="80"/>
+            </w:tcMar>
+          </w:tcPr>
+          <w:p>
+            <w:r>
+              <w:rPr>
+                <w:rFonts w:ascii="ＭＳ 明朝" w:eastAsia="ＭＳ 明朝" w:hAnsi="ＭＳ 明朝"/>
+                <w:b w:val="false"/>
+                <w:bCs w:val="false"/>
+                <w:sz w:val="19"/>
+                <w:szCs w:val="19"/>
+              </w:rPr>
+              <w:t xml:space="preserve">利用手引きは平板載荷試験の補完用としての使用を推奨</w:t>
+            </w:r>
+          </w:p>
+        </w:tc>
+      </w:tr>
+      <w:tr>
+        <w:trPr>
+          <w:tblHeader w:val="false"/>
+        </w:trPr>
+        <w:tc>
+          <w:tcPr>
+            <w:tcW w:type="dxa" w:w="2000"/>
+            <w:tcBorders>
+              <w:top w:val="single" w:color="000000" w:sz="4"/>
+              <w:left w:val="single" w:color="000000" w:sz="4"/>
+              <w:bottom w:val="single" w:color="000000" w:sz="4"/>
+              <w:right w:val="single" w:color="000000" w:sz="4"/>
+            </w:tcBorders>
             <w:shd w:fill="EDEDED" w:val="clear"/>
             <w:tcMar>
-              <w:top w:type="dxa" w:w="60"/>
-              <w:left w:type="dxa" w:w="100"/>
-              <w:bottom w:type="dxa" w:w="60"/>
-              <w:right w:type="dxa" w:w="100"/>
-            </w:tcMar>
-          </w:tcPr>
-          <w:p>
-            <w:r>
-              <w:rPr>
-                <w:rFonts w:ascii="ＭＳ 明朝" w:eastAsia="ＭＳ 明朝" w:hAnsi="ＭＳ 明朝"/>
-                <w:b w:val="false"/>
-                <w:bCs w:val="false"/>
-                <w:sz w:val="21"/>
-                <w:szCs w:val="21"/>
-              </w:rPr>
-              <w:t xml:space="preserve">記録</w:t>
-            </w:r>
-          </w:p>
-        </w:tc>
-        <w:tc>
-          <w:tcPr>
-            <w:tcW w:type="dxa" w:w="6100"/>
-            <w:tcBorders>
-              <w:top w:val="single" w:color="000000" w:sz="4"/>
-              <w:left w:val="single" w:color="000000" w:sz="4"/>
-              <w:bottom w:val="single" w:color="000000" w:sz="4"/>
-              <w:right w:val="single" w:color="000000" w:sz="4"/>
-            </w:tcBorders>
-            <w:tcMar>
-              <w:top w:type="dxa" w:w="60"/>
-              <w:left w:type="dxa" w:w="100"/>
-              <w:bottom w:type="dxa" w:w="60"/>
-              <w:right w:type="dxa" w:w="100"/>
-            </w:tcMar>
-          </w:tcPr>
-          <w:p>
-            <w:r>
-              <w:rPr>
-                <w:rFonts w:ascii="ＭＳ 明朝" w:eastAsia="ＭＳ 明朝" w:hAnsi="ＭＳ 明朝"/>
-                <w:b w:val="false"/>
-                <w:bCs w:val="false"/>
-                <w:sz w:val="21"/>
-                <w:szCs w:val="21"/>
-              </w:rPr>
-              <w:t xml:space="preserve">測定値一覧表、測点配置図、写真を提出</w:t>
+              <w:top w:type="dxa" w:w="50"/>
+              <w:left w:type="dxa" w:w="80"/>
+              <w:bottom w:type="dxa" w:w="50"/>
+              <w:right w:type="dxa" w:w="80"/>
+            </w:tcMar>
+          </w:tcPr>
+          <w:p>
+            <w:r>
+              <w:rPr>
+                <w:rFonts w:ascii="ＭＳ 明朝" w:eastAsia="ＭＳ 明朝" w:hAnsi="ＭＳ 明朝"/>
+                <w:b w:val="false"/>
+                <w:bCs w:val="false"/>
+                <w:sz w:val="19"/>
+                <w:szCs w:val="19"/>
+              </w:rPr>
+              <w:t xml:space="preserve">土質区分の確認</w:t>
+            </w:r>
+          </w:p>
+        </w:tc>
+        <w:tc>
+          <w:tcPr>
+            <w:tcW w:type="dxa" w:w="4100"/>
+            <w:tcBorders>
+              <w:top w:val="single" w:color="000000" w:sz="4"/>
+              <w:left w:val="single" w:color="000000" w:sz="4"/>
+              <w:bottom w:val="single" w:color="000000" w:sz="4"/>
+              <w:right w:val="single" w:color="000000" w:sz="4"/>
+            </w:tcBorders>
+            <w:tcMar>
+              <w:top w:type="dxa" w:w="50"/>
+              <w:left w:type="dxa" w:w="80"/>
+              <w:bottom w:type="dxa" w:w="50"/>
+              <w:right w:type="dxa" w:w="80"/>
+            </w:tcMar>
+          </w:tcPr>
+          <w:p>
+            <w:r>
+              <w:rPr>
+                <w:rFonts w:ascii="ＭＳ 明朝" w:eastAsia="ＭＳ 明朝" w:hAnsi="ＭＳ 明朝"/>
+                <w:b w:val="false"/>
+                <w:bCs w:val="false"/>
+                <w:sz w:val="19"/>
+                <w:szCs w:val="19"/>
+              </w:rPr>
+              <w:t xml:space="preserve">砂質土・粘性土の区分を土質調査・粒度試験で確認する。区分が難しい中間土の場合は、両方の式で算定し小さい方を採用する</w:t>
+            </w:r>
+          </w:p>
+        </w:tc>
+        <w:tc>
+          <w:tcPr>
+            <w:tcW w:type="dxa" w:w="2400"/>
+            <w:tcBorders>
+              <w:top w:val="single" w:color="000000" w:sz="4"/>
+              <w:left w:val="single" w:color="000000" w:sz="4"/>
+              <w:bottom w:val="single" w:color="000000" w:sz="4"/>
+              <w:right w:val="single" w:color="000000" w:sz="4"/>
+            </w:tcBorders>
+            <w:tcMar>
+              <w:top w:type="dxa" w:w="50"/>
+              <w:left w:type="dxa" w:w="80"/>
+              <w:bottom w:type="dxa" w:w="50"/>
+              <w:right w:type="dxa" w:w="80"/>
+            </w:tcMar>
+          </w:tcPr>
+          <w:p>
+            <w:r>
+              <w:rPr>
+                <w:rFonts w:ascii="ＭＳ 明朝" w:eastAsia="ＭＳ 明朝" w:hAnsi="ＭＳ 明朝"/>
+                <w:b w:val="false"/>
+                <w:bCs w:val="false"/>
+                <w:sz w:val="19"/>
+                <w:szCs w:val="19"/>
+              </w:rPr>
+              <w:t xml:space="preserve">土質区分を誤ると危険側の評価となるおそれ（堀・玉手 2024）</w:t>
+            </w:r>
+          </w:p>
+        </w:tc>
+      </w:tr>
+      <w:tr>
+        <w:trPr>
+          <w:tblHeader w:val="false"/>
+        </w:trPr>
+        <w:tc>
+          <w:tcPr>
+            <w:tcW w:type="dxa" w:w="2000"/>
+            <w:tcBorders>
+              <w:top w:val="single" w:color="000000" w:sz="4"/>
+              <w:left w:val="single" w:color="000000" w:sz="4"/>
+              <w:bottom w:val="single" w:color="000000" w:sz="4"/>
+              <w:right w:val="single" w:color="000000" w:sz="4"/>
+            </w:tcBorders>
+            <w:shd w:fill="EDEDED" w:val="clear"/>
+            <w:tcMar>
+              <w:top w:type="dxa" w:w="50"/>
+              <w:left w:type="dxa" w:w="80"/>
+              <w:bottom w:type="dxa" w:w="50"/>
+              <w:right w:type="dxa" w:w="80"/>
+            </w:tcMar>
+          </w:tcPr>
+          <w:p>
+            <w:r>
+              <w:rPr>
+                <w:rFonts w:ascii="ＭＳ 明朝" w:eastAsia="ＭＳ 明朝" w:hAnsi="ＭＳ 明朝"/>
+                <w:b w:val="false"/>
+                <w:bCs w:val="false"/>
+                <w:sz w:val="19"/>
+                <w:szCs w:val="19"/>
+              </w:rPr>
+              <w:t xml:space="preserve">測定方法</w:t>
+            </w:r>
+          </w:p>
+        </w:tc>
+        <w:tc>
+          <w:tcPr>
+            <w:tcW w:type="dxa" w:w="4100"/>
+            <w:tcBorders>
+              <w:top w:val="single" w:color="000000" w:sz="4"/>
+              <w:left w:val="single" w:color="000000" w:sz="4"/>
+              <w:bottom w:val="single" w:color="000000" w:sz="4"/>
+              <w:right w:val="single" w:color="000000" w:sz="4"/>
+            </w:tcBorders>
+            <w:tcMar>
+              <w:top w:type="dxa" w:w="50"/>
+              <w:left w:type="dxa" w:w="80"/>
+              <w:bottom w:type="dxa" w:w="50"/>
+              <w:right w:type="dxa" w:w="80"/>
+            </w:tcMar>
+          </w:tcPr>
+          <w:p>
+            <w:r>
+              <w:rPr>
+                <w:rFonts w:ascii="ＭＳ 明朝" w:eastAsia="ＭＳ 明朝" w:hAnsi="ＭＳ 明朝"/>
+                <w:b w:val="false"/>
+                <w:bCs w:val="false"/>
+                <w:sz w:val="19"/>
+                <w:szCs w:val="19"/>
+              </w:rPr>
+              <w:t xml:space="preserve">浮き土を除去し平坦にした面で、1測点5回測定し平均する</w:t>
+            </w:r>
+          </w:p>
+        </w:tc>
+        <w:tc>
+          <w:tcPr>
+            <w:tcW w:type="dxa" w:w="2400"/>
+            <w:tcBorders>
+              <w:top w:val="single" w:color="000000" w:sz="4"/>
+              <w:left w:val="single" w:color="000000" w:sz="4"/>
+              <w:bottom w:val="single" w:color="000000" w:sz="4"/>
+              <w:right w:val="single" w:color="000000" w:sz="4"/>
+            </w:tcBorders>
+            <w:tcMar>
+              <w:top w:type="dxa" w:w="50"/>
+              <w:left w:type="dxa" w:w="80"/>
+              <w:bottom w:type="dxa" w:w="50"/>
+              <w:right w:type="dxa" w:w="80"/>
+            </w:tcMar>
+          </w:tcPr>
+          <w:p>
+            <w:r>
+              <w:rPr>
+                <w:rFonts w:ascii="ＭＳ 明朝" w:eastAsia="ＭＳ 明朝" w:hAnsi="ＭＳ 明朝"/>
+                <w:b w:val="false"/>
+                <w:bCs w:val="false"/>
+                <w:sz w:val="19"/>
+                <w:szCs w:val="19"/>
+              </w:rPr>
+              <w:t xml:space="preserve">利用手引きの施工管理例。覆土上での測定は不可</w:t>
+            </w:r>
+          </w:p>
+        </w:tc>
+      </w:tr>
+      <w:tr>
+        <w:trPr>
+          <w:tblHeader w:val="false"/>
+        </w:trPr>
+        <w:tc>
+          <w:tcPr>
+            <w:tcW w:type="dxa" w:w="2000"/>
+            <w:tcBorders>
+              <w:top w:val="single" w:color="000000" w:sz="4"/>
+              <w:left w:val="single" w:color="000000" w:sz="4"/>
+              <w:bottom w:val="single" w:color="000000" w:sz="4"/>
+              <w:right w:val="single" w:color="000000" w:sz="4"/>
+            </w:tcBorders>
+            <w:shd w:fill="EDEDED" w:val="clear"/>
+            <w:tcMar>
+              <w:top w:type="dxa" w:w="50"/>
+              <w:left w:type="dxa" w:w="80"/>
+              <w:bottom w:type="dxa" w:w="50"/>
+              <w:right w:type="dxa" w:w="80"/>
+            </w:tcMar>
+          </w:tcPr>
+          <w:p>
+            <w:r>
+              <w:rPr>
+                <w:rFonts w:ascii="ＭＳ 明朝" w:eastAsia="ＭＳ 明朝" w:hAnsi="ＭＳ 明朝"/>
+                <w:b w:val="false"/>
+                <w:bCs w:val="false"/>
+                <w:sz w:val="19"/>
+                <w:szCs w:val="19"/>
+              </w:rPr>
+              <w:t xml:space="preserve">判定方法</w:t>
+            </w:r>
+          </w:p>
+        </w:tc>
+        <w:tc>
+          <w:tcPr>
+            <w:tcW w:type="dxa" w:w="4100"/>
+            <w:tcBorders>
+              <w:top w:val="single" w:color="000000" w:sz="4"/>
+              <w:left w:val="single" w:color="000000" w:sz="4"/>
+              <w:bottom w:val="single" w:color="000000" w:sz="4"/>
+              <w:right w:val="single" w:color="000000" w:sz="4"/>
+            </w:tcBorders>
+            <w:tcMar>
+              <w:top w:type="dxa" w:w="50"/>
+              <w:left w:type="dxa" w:w="80"/>
+              <w:bottom w:type="dxa" w:w="50"/>
+              <w:right w:type="dxa" w:w="80"/>
+            </w:tcMar>
+          </w:tcPr>
+          <w:p>
+            <w:r>
+              <w:rPr>
+                <w:rFonts w:ascii="ＭＳ 明朝" w:eastAsia="ＭＳ 明朝" w:hAnsi="ＭＳ 明朝"/>
+                <w:b w:val="false"/>
+                <w:bCs w:val="false"/>
+                <w:sz w:val="19"/>
+                <w:szCs w:val="19"/>
+              </w:rPr>
+              <w:t xml:space="preserve">全測点のうち qa が最小となる測点の値で判定する</w:t>
+            </w:r>
+          </w:p>
+        </w:tc>
+        <w:tc>
+          <w:tcPr>
+            <w:tcW w:type="dxa" w:w="2400"/>
+            <w:tcBorders>
+              <w:top w:val="single" w:color="000000" w:sz="4"/>
+              <w:left w:val="single" w:color="000000" w:sz="4"/>
+              <w:bottom w:val="single" w:color="000000" w:sz="4"/>
+              <w:right w:val="single" w:color="000000" w:sz="4"/>
+            </w:tcBorders>
+            <w:tcMar>
+              <w:top w:type="dxa" w:w="50"/>
+              <w:left w:type="dxa" w:w="80"/>
+              <w:bottom w:type="dxa" w:w="50"/>
+              <w:right w:type="dxa" w:w="80"/>
+            </w:tcMar>
+          </w:tcPr>
+          <w:p>
+            <w:r>
+              <w:rPr>
+                <w:rFonts w:ascii="ＭＳ 明朝" w:eastAsia="ＭＳ 明朝" w:hAnsi="ＭＳ 明朝"/>
+                <w:b w:val="false"/>
+                <w:bCs w:val="false"/>
+                <w:sz w:val="19"/>
+                <w:szCs w:val="19"/>
+              </w:rPr>
+              <w:t xml:space="preserve">安全側の評価</w:t>
+            </w:r>
+          </w:p>
+        </w:tc>
+      </w:tr>
+      <w:tr>
+        <w:trPr>
+          <w:tblHeader w:val="false"/>
+        </w:trPr>
+        <w:tc>
+          <w:tcPr>
+            <w:tcW w:type="dxa" w:w="2000"/>
+            <w:tcBorders>
+              <w:top w:val="single" w:color="000000" w:sz="4"/>
+              <w:left w:val="single" w:color="000000" w:sz="4"/>
+              <w:bottom w:val="single" w:color="000000" w:sz="4"/>
+              <w:right w:val="single" w:color="000000" w:sz="4"/>
+            </w:tcBorders>
+            <w:shd w:fill="EDEDED" w:val="clear"/>
+            <w:tcMar>
+              <w:top w:type="dxa" w:w="50"/>
+              <w:left w:type="dxa" w:w="80"/>
+              <w:bottom w:type="dxa" w:w="50"/>
+              <w:right w:type="dxa" w:w="80"/>
+            </w:tcMar>
+          </w:tcPr>
+          <w:p>
+            <w:r>
+              <w:rPr>
+                <w:rFonts w:ascii="ＭＳ 明朝" w:eastAsia="ＭＳ 明朝" w:hAnsi="ＭＳ 明朝"/>
+                <w:b w:val="false"/>
+                <w:bCs w:val="false"/>
+                <w:sz w:val="19"/>
+                <w:szCs w:val="19"/>
+              </w:rPr>
+              <w:t xml:space="preserve">測定器の検定</w:t>
+            </w:r>
+          </w:p>
+        </w:tc>
+        <w:tc>
+          <w:tcPr>
+            <w:tcW w:type="dxa" w:w="4100"/>
+            <w:tcBorders>
+              <w:top w:val="single" w:color="000000" w:sz="4"/>
+              <w:left w:val="single" w:color="000000" w:sz="4"/>
+              <w:bottom w:val="single" w:color="000000" w:sz="4"/>
+              <w:right w:val="single" w:color="000000" w:sz="4"/>
+            </w:tcBorders>
+            <w:tcMar>
+              <w:top w:type="dxa" w:w="50"/>
+              <w:left w:type="dxa" w:w="80"/>
+              <w:bottom w:type="dxa" w:w="50"/>
+              <w:right w:type="dxa" w:w="80"/>
+            </w:tcMar>
+          </w:tcPr>
+          <w:p>
+            <w:r>
+              <w:rPr>
+                <w:rFonts w:ascii="ＭＳ 明朝" w:eastAsia="ＭＳ 明朝" w:hAnsi="ＭＳ 明朝"/>
+                <w:b w:val="false"/>
+                <w:bCs w:val="false"/>
+                <w:sz w:val="19"/>
+                <w:szCs w:val="19"/>
+              </w:rPr>
+              <w:t xml:space="preserve">検定年月日から2年以内の測定器を使用し、検査成績証の写しを提出する</w:t>
+            </w:r>
+          </w:p>
+        </w:tc>
+        <w:tc>
+          <w:tcPr>
+            <w:tcW w:type="dxa" w:w="2400"/>
+            <w:tcBorders>
+              <w:top w:val="single" w:color="000000" w:sz="4"/>
+              <w:left w:val="single" w:color="000000" w:sz="4"/>
+              <w:bottom w:val="single" w:color="000000" w:sz="4"/>
+              <w:right w:val="single" w:color="000000" w:sz="4"/>
+            </w:tcBorders>
+            <w:tcMar>
+              <w:top w:type="dxa" w:w="50"/>
+              <w:left w:type="dxa" w:w="80"/>
+              <w:bottom w:type="dxa" w:w="50"/>
+              <w:right w:type="dxa" w:w="80"/>
+            </w:tcMar>
+          </w:tcPr>
+          <w:p>
+            <w:r>
+              <w:rPr>
+                <w:rFonts w:ascii="ＭＳ 明朝" w:eastAsia="ＭＳ 明朝" w:hAnsi="ＭＳ 明朝"/>
+                <w:b w:val="false"/>
+                <w:bCs w:val="false"/>
+                <w:sz w:val="19"/>
+                <w:szCs w:val="19"/>
+              </w:rPr>
+              <w:t xml:space="preserve">利用手引き（検定周期2年）</w:t>
+            </w:r>
+          </w:p>
+        </w:tc>
+      </w:tr>
+      <w:tr>
+        <w:trPr>
+          <w:tblHeader w:val="false"/>
+        </w:trPr>
+        <w:tc>
+          <w:tcPr>
+            <w:tcW w:type="dxa" w:w="2000"/>
+            <w:tcBorders>
+              <w:top w:val="single" w:color="000000" w:sz="4"/>
+              <w:left w:val="single" w:color="000000" w:sz="4"/>
+              <w:bottom w:val="single" w:color="000000" w:sz="4"/>
+              <w:right w:val="single" w:color="000000" w:sz="4"/>
+            </w:tcBorders>
+            <w:shd w:fill="EDEDED" w:val="clear"/>
+            <w:tcMar>
+              <w:top w:type="dxa" w:w="50"/>
+              <w:left w:type="dxa" w:w="80"/>
+              <w:bottom w:type="dxa" w:w="50"/>
+              <w:right w:type="dxa" w:w="80"/>
+            </w:tcMar>
+          </w:tcPr>
+          <w:p>
+            <w:r>
+              <w:rPr>
+                <w:rFonts w:ascii="ＭＳ 明朝" w:eastAsia="ＭＳ 明朝" w:hAnsi="ＭＳ 明朝"/>
+                <w:b w:val="false"/>
+                <w:bCs w:val="false"/>
+                <w:sz w:val="19"/>
+                <w:szCs w:val="19"/>
+              </w:rPr>
+              <w:t xml:space="preserve">換算の禁止事項</w:t>
+            </w:r>
+          </w:p>
+        </w:tc>
+        <w:tc>
+          <w:tcPr>
+            <w:tcW w:type="dxa" w:w="4100"/>
+            <w:tcBorders>
+              <w:top w:val="single" w:color="000000" w:sz="4"/>
+              <w:left w:val="single" w:color="000000" w:sz="4"/>
+              <w:bottom w:val="single" w:color="000000" w:sz="4"/>
+              <w:right w:val="single" w:color="000000" w:sz="4"/>
+            </w:tcBorders>
+            <w:tcMar>
+              <w:top w:type="dxa" w:w="50"/>
+              <w:left w:type="dxa" w:w="80"/>
+              <w:bottom w:type="dxa" w:w="50"/>
+              <w:right w:type="dxa" w:w="80"/>
+            </w:tcMar>
+          </w:tcPr>
+          <w:p>
+            <w:r>
+              <w:rPr>
+                <w:rFonts w:ascii="ＭＳ 明朝" w:eastAsia="ＭＳ 明朝" w:hAnsi="ＭＳ 明朝"/>
+                <w:b w:val="false"/>
+                <w:bCs w:val="false"/>
+                <w:sz w:val="19"/>
+                <w:szCs w:val="19"/>
+              </w:rPr>
+              <w:t xml:space="preserve">IaからN値等を推定して設計に用いることはしない</w:t>
+            </w:r>
+          </w:p>
+        </w:tc>
+        <w:tc>
+          <w:tcPr>
+            <w:tcW w:type="dxa" w:w="2400"/>
+            <w:tcBorders>
+              <w:top w:val="single" w:color="000000" w:sz="4"/>
+              <w:left w:val="single" w:color="000000" w:sz="4"/>
+              <w:bottom w:val="single" w:color="000000" w:sz="4"/>
+              <w:right w:val="single" w:color="000000" w:sz="4"/>
+            </w:tcBorders>
+            <w:tcMar>
+              <w:top w:type="dxa" w:w="50"/>
+              <w:left w:type="dxa" w:w="80"/>
+              <w:bottom w:type="dxa" w:w="50"/>
+              <w:right w:type="dxa" w:w="80"/>
+            </w:tcMar>
+          </w:tcPr>
+          <w:p>
+            <w:r>
+              <w:rPr>
+                <w:rFonts w:ascii="ＭＳ 明朝" w:eastAsia="ＭＳ 明朝" w:hAnsi="ＭＳ 明朝"/>
+                <w:b w:val="false"/>
+                <w:bCs w:val="false"/>
+                <w:sz w:val="19"/>
+                <w:szCs w:val="19"/>
+              </w:rPr>
+              <w:t xml:space="preserve">利用手引きQ&amp;Aで明確に禁止</w:t>
             </w:r>
           </w:p>
         </w:tc>
@@ -1658,7 +2495,8 @@
     </w:tbl>
     <w:p>
       <w:pPr>
-        <w:spacing w:after="120" w:before="200" w:line="360"/>
+        <w:keepNext/>
+        <w:spacing w:after="100" w:before="160" w:line="340"/>
         <w:ind w:left="210"/>
       </w:pPr>
       <w:r>
@@ -1670,6 +2508,143 @@
           <w:szCs w:val="21"/>
         </w:rPr>
         <w:t xml:space="preserve">基準を満たさない場合の対応</w:t>
+      </w:r>
+    </w:p>
+    <w:p>
+      <w:pPr>
+        <w:pStyle w:val="ListParagraph"/>
+        <w:numPr>
+          <w:ilvl w:val="0"/>
+          <w:numId w:val="2"/>
+        </w:numPr>
+        <w:spacing w:after="60" w:line="340"/>
+      </w:pPr>
+      <w:r>
+        <w:rPr>
+          <w:rFonts w:ascii="ＭＳ 明朝" w:eastAsia="ＭＳ 明朝" w:hAnsi="ＭＳ 明朝"/>
+          <w:sz w:val="21"/>
+          <w:szCs w:val="21"/>
+        </w:rPr>
+        <w:t xml:space="preserve">周辺で追加測定を行い、弱部の範囲を特定する。</w:t>
+      </w:r>
+    </w:p>
+    <w:p>
+      <w:pPr>
+        <w:pStyle w:val="ListParagraph"/>
+        <w:numPr>
+          <w:ilvl w:val="0"/>
+          <w:numId w:val="2"/>
+        </w:numPr>
+        <w:spacing w:after="60" w:line="340"/>
+      </w:pPr>
+      <w:r>
+        <w:rPr>
+          <w:rFonts w:ascii="ＭＳ 明朝" w:eastAsia="ＭＳ 明朝" w:hAnsi="ＭＳ 明朝"/>
+          <w:sz w:val="21"/>
+          <w:szCs w:val="21"/>
+        </w:rPr>
+        <w:t xml:space="preserve">監督員と協議のうえ、平板載荷試験等により確認する。</w:t>
+      </w:r>
+    </w:p>
+    <w:p>
+      <w:pPr>
+        <w:pStyle w:val="ListParagraph"/>
+        <w:numPr>
+          <w:ilvl w:val="0"/>
+          <w:numId w:val="2"/>
+        </w:numPr>
+        <w:spacing w:after="60" w:line="340"/>
+      </w:pPr>
+      <w:r>
+        <w:rPr>
+          <w:rFonts w:ascii="ＭＳ 明朝" w:eastAsia="ＭＳ 明朝" w:hAnsi="ＭＳ 明朝"/>
+          <w:sz w:val="21"/>
+          <w:szCs w:val="21"/>
+        </w:rPr>
+        <w:t xml:space="preserve">必要に応じて置換え等の対策を協議する。</w:t>
+      </w:r>
+    </w:p>
+    <w:p>
+      <w:pPr>
+        <w:keepNext/>
+        <w:spacing w:after="100" w:before="220" w:line="340"/>
+      </w:pPr>
+      <w:r>
+        <w:rPr>
+          <w:rFonts w:ascii="ＭＳ 明朝" w:eastAsia="ＭＳ 明朝" w:hAnsi="ＭＳ 明朝"/>
+          <w:b/>
+          <w:bCs/>
+          <w:sz w:val="22"/>
+          <w:szCs w:val="22"/>
+        </w:rPr>
+        <w:t xml:space="preserve">5. 見解</w:t>
+      </w:r>
+    </w:p>
+    <w:p>
+      <w:pPr>
+        <w:spacing w:after="100" w:before="0" w:line="340"/>
+        <w:ind w:left="210" w:firstLine="210"/>
+      </w:pPr>
+      <w:r>
+        <w:rPr>
+          <w:rFonts w:ascii="ＭＳ 明朝" w:eastAsia="ＭＳ 明朝" w:hAnsi="ＭＳ 明朝"/>
+          <w:sz w:val="21"/>
+          <w:szCs w:val="21"/>
+        </w:rPr>
+        <w:t xml:space="preserve">キャスポルは国の機関が開発し、利用手引きにより支持力の算定方法と適用範囲が定められた測定器であり、本工事はその適用範囲内にある。さらに、平板載荷試験との対比、土質区分の確認、安全側の判定により、測定精度を確保する。</w:t>
+      </w:r>
+    </w:p>
+    <w:p>
+      <w:pPr>
+        <w:spacing w:after="100" w:before="0" w:line="340"/>
+        <w:ind w:left="210" w:firstLine="210"/>
+      </w:pPr>
+      <w:r>
+        <w:rPr>
+          <w:rFonts w:ascii="ＭＳ 明朝" w:eastAsia="ＭＳ 明朝" w:hAnsi="ＭＳ 明朝"/>
+          <w:sz w:val="21"/>
+          <w:szCs w:val="21"/>
+        </w:rPr>
+        <w:t xml:space="preserve">以上から、</w:t>
+      </w:r>
+      <w:r>
+        <w:rPr>
+          <w:rFonts w:ascii="ＭＳ 明朝" w:eastAsia="ＭＳ 明朝" w:hAnsi="ＭＳ 明朝"/>
+          <w:sz w:val="21"/>
+          <w:szCs w:val="21"/>
+          <w:u w:val="single"/>
+        </w:rPr>
+        <w:t xml:space="preserve">本工事の基礎地盤の支持力確認は、キャスポルにより適切に実施できると考える。</w:t>
+      </w:r>
+    </w:p>
+    <w:p>
+      <w:pPr>
+        <w:spacing w:after="100" w:before="200" w:line="340"/>
+        <w:jc w:val="right"/>
+      </w:pPr>
+      <w:r>
+        <w:rPr>
+          <w:rFonts w:ascii="ＭＳ 明朝" w:eastAsia="ＭＳ 明朝" w:hAnsi="ＭＳ 明朝"/>
+          <w:sz w:val="21"/>
+          <w:szCs w:val="21"/>
+        </w:rPr>
+        <w:t xml:space="preserve">以上</w:t>
+      </w:r>
+    </w:p>
+    <w:p>
+      <w:pPr>
+        <w:keepNext/>
+        <w:spacing w:after="100" w:before="220" w:line="340"/>
+      </w:pPr>
+      <w:r>
+        <w:rPr>
+          <w:rFonts w:ascii="ＭＳ 明朝" w:eastAsia="ＭＳ 明朝" w:hAnsi="ＭＳ 明朝"/>
+          <w:b/>
+          <w:bCs/>
+          <w:sz w:val="22"/>
+          <w:szCs w:val="22"/>
+        </w:rPr>
+        <w:t xml:space="preserve">添付資料（予定）</w:t>
       </w:r>
     </w:p>
     <w:p>
@@ -1679,15 +2654,15 @@
           <w:ilvl w:val="0"/>
           <w:numId w:val="3"/>
         </w:numPr>
-        <w:spacing w:after="80" w:line="360"/>
-      </w:pPr>
-      <w:r>
-        <w:rPr>
-          <w:rFonts w:ascii="ＭＳ 明朝" w:eastAsia="ＭＳ 明朝" w:hAnsi="ＭＳ 明朝"/>
-          <w:sz w:val="21"/>
-          <w:szCs w:val="21"/>
-        </w:rPr>
-        <w:t xml:space="preserve">周辺で追加測定を行い、弱部の範囲を特定する。</w:t>
+        <w:spacing w:after="60" w:line="340"/>
+      </w:pPr>
+      <w:r>
+        <w:rPr>
+          <w:rFonts w:ascii="ＭＳ 明朝" w:eastAsia="ＭＳ 明朝" w:hAnsi="ＭＳ 明朝"/>
+          <w:sz w:val="21"/>
+          <w:szCs w:val="21"/>
+        </w:rPr>
+        <w:t xml:space="preserve">簡易支持力測定器（キャスポル）利用手引きの抜粋（適用範囲、関係式、支持力算定方法、Q&amp;A）</w:t>
       </w:r>
     </w:p>
     <w:p>
@@ -1697,15 +2672,15 @@
           <w:ilvl w:val="0"/>
           <w:numId w:val="3"/>
         </w:numPr>
-        <w:spacing w:after="80" w:line="360"/>
-      </w:pPr>
-      <w:r>
-        <w:rPr>
-          <w:rFonts w:ascii="ＭＳ 明朝" w:eastAsia="ＭＳ 明朝" w:hAnsi="ＭＳ 明朝"/>
-          <w:sz w:val="21"/>
-          <w:szCs w:val="21"/>
-        </w:rPr>
-        <w:t xml:space="preserve">監督員と協議のうえ、平板載荷試験等により確認する。</w:t>
+        <w:spacing w:after="60" w:line="340"/>
+      </w:pPr>
+      <w:r>
+        <w:rPr>
+          <w:rFonts w:ascii="ＭＳ 明朝" w:eastAsia="ＭＳ 明朝" w:hAnsi="ＭＳ 明朝"/>
+          <w:sz w:val="21"/>
+          <w:szCs w:val="21"/>
+        </w:rPr>
+        <w:t xml:space="preserve">土質調査結果（抜粋）および礫含有状況の確認資料</w:t>
       </w:r>
     </w:p>
     <w:p>
@@ -1715,34 +2690,39 @@
           <w:ilvl w:val="0"/>
           <w:numId w:val="3"/>
         </w:numPr>
-        <w:spacing w:after="80" w:line="360"/>
-      </w:pPr>
-      <w:r>
-        <w:rPr>
-          <w:rFonts w:ascii="ＭＳ 明朝" w:eastAsia="ＭＳ 明朝" w:hAnsi="ＭＳ 明朝"/>
-          <w:sz w:val="21"/>
-          <w:szCs w:val="21"/>
-        </w:rPr>
-        <w:t xml:space="preserve">必要に応じて置換え等の対策を協議する。</w:t>
-      </w:r>
-    </w:p>
-    <w:p>
-      <w:pPr>
-        <w:spacing w:after="120" w:before="0" w:line="360"/>
-        <w:ind w:left="210" w:firstLine="210"/>
-      </w:pPr>
-      <w:r>
-        <w:rPr>
-          <w:rFonts w:ascii="ＭＳ 明朝" w:eastAsia="ＭＳ 明朝" w:hAnsi="ＭＳ 明朝"/>
-          <w:sz w:val="21"/>
-          <w:szCs w:val="21"/>
-        </w:rPr>
-        <w:t xml:space="preserve">【必要に応じて追記】測定開始時に平板載荷試験と同位置で対比測定を行い、本現場の地盤での相関を確認する。</w:t>
-      </w:r>
-    </w:p>
-    <w:p>
-      <w:pPr>
-        <w:spacing w:after="120" w:before="240" w:line="360"/>
+        <w:spacing w:after="60" w:line="340"/>
+      </w:pPr>
+      <w:r>
+        <w:rPr>
+          <w:rFonts w:ascii="ＭＳ 明朝" w:eastAsia="ＭＳ 明朝" w:hAnsi="ＭＳ 明朝"/>
+          <w:sz w:val="21"/>
+          <w:szCs w:val="21"/>
+        </w:rPr>
+        <w:t xml:space="preserve">測点配置図</w:t>
+      </w:r>
+    </w:p>
+    <w:p>
+      <w:pPr>
+        <w:pStyle w:val="ListParagraph"/>
+        <w:numPr>
+          <w:ilvl w:val="0"/>
+          <w:numId w:val="3"/>
+        </w:numPr>
+        <w:spacing w:after="60" w:line="340"/>
+      </w:pPr>
+      <w:r>
+        <w:rPr>
+          <w:rFonts w:ascii="ＭＳ 明朝" w:eastAsia="ＭＳ 明朝" w:hAnsi="ＭＳ 明朝"/>
+          <w:sz w:val="21"/>
+          <w:szCs w:val="21"/>
+        </w:rPr>
+        <w:t xml:space="preserve">使用するキャスポルの検査成績証（写し）</w:t>
+      </w:r>
+    </w:p>
+    <w:p>
+      <w:pPr>
+        <w:keepNext/>
+        <w:spacing w:after="100" w:before="220" w:line="340"/>
       </w:pPr>
       <w:r>
         <w:rPr>
@@ -1752,91 +2732,55 @@
           <w:sz w:val="22"/>
           <w:szCs w:val="22"/>
         </w:rPr>
-        <w:t xml:space="preserve">5. 見解</w:t>
-      </w:r>
-    </w:p>
-    <w:p>
-      <w:pPr>
-        <w:spacing w:after="120" w:before="0" w:line="360"/>
-        <w:ind w:left="210" w:firstLine="210"/>
-      </w:pPr>
-      <w:r>
-        <w:rPr>
-          <w:rFonts w:ascii="ＭＳ 明朝" w:eastAsia="ＭＳ 明朝" w:hAnsi="ＭＳ 明朝"/>
-          <w:sz w:val="21"/>
-          <w:szCs w:val="21"/>
-        </w:rPr>
-        <w:t xml:space="preserve">キャスポルは平板載荷試験等との相関が確認され、公共工事での実績もある。また、本工事の地盤条件・確認範囲に適しており、多点測定により地盤全体の支持力を確認できる。</w:t>
-      </w:r>
-    </w:p>
-    <w:p>
-      <w:pPr>
-        <w:spacing w:after="120" w:before="0" w:line="360"/>
-        <w:ind w:left="210" w:firstLine="210"/>
-      </w:pPr>
-      <w:r>
-        <w:rPr>
-          <w:rFonts w:ascii="ＭＳ 明朝" w:eastAsia="ＭＳ 明朝" w:hAnsi="ＭＳ 明朝"/>
-          <w:sz w:val="21"/>
-          <w:szCs w:val="21"/>
-        </w:rPr>
-        <w:t xml:space="preserve">以上から、</w:t>
-      </w:r>
-      <w:r>
-        <w:rPr>
-          <w:rFonts w:ascii="ＭＳ 明朝" w:eastAsia="ＭＳ 明朝" w:hAnsi="ＭＳ 明朝"/>
-          <w:sz w:val="21"/>
-          <w:szCs w:val="21"/>
-          <w:u w:val="single"/>
-        </w:rPr>
-        <w:t xml:space="preserve">本工事の地盤支持力の確認はキャスポルにより適切に実施できると考える。</w:t>
-      </w:r>
-    </w:p>
-    <w:p>
-      <w:pPr>
-        <w:spacing w:after="0" w:before="0" w:line="360"/>
-      </w:pPr>
-      <w:r>
-        <w:rPr>
-          <w:rFonts w:ascii="ＭＳ 明朝" w:eastAsia="ＭＳ 明朝" w:hAnsi="ＭＳ 明朝"/>
-          <w:sz w:val="21"/>
-          <w:szCs w:val="21"/>
-        </w:rPr>
-        <w:t xml:space="preserve"/>
-      </w:r>
-    </w:p>
-    <w:p>
-      <w:pPr>
-        <w:spacing w:after="120" w:before="0" w:line="360"/>
-        <w:ind w:left="210" w:firstLine="210"/>
-      </w:pPr>
-      <w:r>
-        <w:rPr>
-          <w:rFonts w:ascii="ＭＳ 明朝" w:eastAsia="ＭＳ 明朝" w:hAnsi="ＭＳ 明朝"/>
-          <w:sz w:val="21"/>
-          <w:szCs w:val="21"/>
-        </w:rPr>
-        <w:t xml:space="preserve">添付資料（予定）：キャスポル取扱説明書・相関式資料、測点配置図、土質調査結果（抜粋）</w:t>
-      </w:r>
-    </w:p>
-    <w:p>
-      <w:pPr>
-        <w:spacing w:after="120" w:before="240" w:line="360"/>
-        <w:jc w:val="right"/>
-      </w:pPr>
-      <w:r>
-        <w:rPr>
-          <w:rFonts w:ascii="ＭＳ 明朝" w:eastAsia="ＭＳ 明朝" w:hAnsi="ＭＳ 明朝"/>
-          <w:sz w:val="21"/>
-          <w:szCs w:val="21"/>
-        </w:rPr>
-        <w:t xml:space="preserve">以上</w:t>
+        <w:t xml:space="preserve">参考文献</w:t>
+      </w:r>
+    </w:p>
+    <w:p>
+      <w:pPr>
+        <w:spacing w:after="100" w:before="0" w:line="340"/>
+        <w:ind w:left="210"/>
+      </w:pPr>
+      <w:r>
+        <w:rPr>
+          <w:rFonts w:ascii="ＭＳ 明朝" w:eastAsia="ＭＳ 明朝" w:hAnsi="ＭＳ 明朝"/>
+          <w:sz w:val="18"/>
+          <w:szCs w:val="18"/>
+        </w:rPr>
+        <w:t xml:space="preserve">1) 国土交通省近畿地方整備局近畿技術事務所：簡易支持力測定器（キャスポル）利用手引き，平成17年6月</w:t>
+      </w:r>
+    </w:p>
+    <w:p>
+      <w:pPr>
+        <w:spacing w:after="100" w:before="0" w:line="340"/>
+        <w:ind w:left="210"/>
+      </w:pPr>
+      <w:r>
+        <w:rPr>
+          <w:rFonts w:ascii="ＭＳ 明朝" w:eastAsia="ＭＳ 明朝" w:hAnsi="ＭＳ 明朝"/>
+          <w:sz w:val="18"/>
+          <w:szCs w:val="18"/>
+        </w:rPr>
+        <w:t xml:space="preserve">2) 玉手聡・堀智仁：地盤の支持力調査における簡易試験法の適用に関する実験的考察，建設施工と建設機械シンポジウム，2011</w:t>
+      </w:r>
+    </w:p>
+    <w:p>
+      <w:pPr>
+        <w:spacing w:after="100" w:before="0" w:line="340"/>
+        <w:ind w:left="210"/>
+      </w:pPr>
+      <w:r>
+        <w:rPr>
+          <w:rFonts w:ascii="ＭＳ 明朝" w:eastAsia="ＭＳ 明朝" w:hAnsi="ＭＳ 明朝"/>
+          <w:sz w:val="18"/>
+          <w:szCs w:val="18"/>
+        </w:rPr>
+        <w:t xml:space="preserve">3) 堀智仁・玉手聡：建設機械設置地盤の地耐力調査に関する実験的考察，建設施工と建設機械シンポジウム，2024</w:t>
       </w:r>
     </w:p>
     <w:sectPr>
       <w:footerReference w:type="default" r:id="rId7"/>
       <w:pgSz w:w="11906" w:h="16838" w:orient="portrait"/>
-      <w:pgMar w:top="1500" w:right="1700" w:bottom="1400" w:left="1700" w:header="708" w:footer="708" w:gutter="0"/>
+      <w:pgMar w:top="1500" w:right="1600" w:bottom="1400" w:left="1600" w:header="708" w:footer="708" w:gutter="0"/>
       <w:pgNumType w:start="1"/>
       <w:docGrid w:linePitch="360"/>
     </w:sectPr>
@@ -1893,7 +2837,7 @@
     </w:pPr>
     <w:r>
       <w:rPr>
-        <w:rFonts w:ascii="ＭＳ 明朝" w:cs="ＭＳ 明朝" w:eastAsia="ＭＳ 明朝" w:hAnsi="ＭＳ 明朝"/>
+        <w:rFonts w:ascii="ＭＳ 明朝" w:eastAsia="ＭＳ 明朝" w:hAnsi="ＭＳ 明朝"/>
         <w:sz w:val="18"/>
         <w:szCs w:val="18"/>
       </w:rPr>
@@ -2047,6 +2991,18 @@
     <w:multiLevelType w:val="hybridMultilevel"/>
     <w:lvl w:ilvl="0" w15:tentative="1">
       <w:start w:val="1"/>
+      <w:numFmt w:val="decimal"/>
+      <w:lvlText w:val="%1."/>
+      <w:lvlJc w:val="left"/>
+      <w:pPr>
+        <w:ind w:left="840" w:hanging="420"/>
+      </w:pPr>
+    </w:lvl>
+  </w:abstractNum>
+  <w:abstractNum w:abstractNumId="4" w15:restartNumberingAfterBreak="0">
+    <w:multiLevelType w:val="hybridMultilevel"/>
+    <w:lvl w:ilvl="0" w15:tentative="1">
+      <w:start w:val="1"/>
       <w:numFmt w:val="bullet"/>
       <w:lvlText w:val="・"/>
       <w:lvlJc w:val="left"/>
@@ -2062,13 +3018,13 @@
     </w:lvlOverride>
   </w:num>
   <w:num w:numId="2">
-    <w:abstractNumId w:val="3"/>
+    <w:abstractNumId w:val="2"/>
     <w:lvlOverride w:ilvl="0">
       <w:startOverride w:val="1"/>
     </w:lvlOverride>
   </w:num>
   <w:num w:numId="3">
-    <w:abstractNumId w:val="2"/>
+    <w:abstractNumId w:val="3"/>
     <w:lvlOverride w:ilvl="0">
       <w:startOverride w:val="1"/>
     </w:lvlOverride>
